--- a/lessons/6-8/downloads/reveal/teacher/6.8-session-1-prerequisite-practice-a.docx
+++ b/lessons/6-8/downloads/reveal/teacher/6.8-session-1-prerequisite-practice-a.docx
@@ -15,10 +15,28 @@
         <w:rPr>
           <w:rFonts w:ascii="Avenir Next" w:hAnsi="Avenir Next" w:cs="Avenir Next" w:eastAsia="Avenir Next"/>
           <w:color w:val="1A1A1A"/>
+          <w:sz w:val="22"/>
+          <w:szCs w:val="20"/>
+        </w:rPr>
+        <w:t xml:space="preserve">Name</w:t>
+      </w:r>
+      <w:r>
+        <w:rPr>
+          <w:rFonts w:ascii="Avenir Next" w:hAnsi="Avenir Next" w:cs="Avenir Next" w:eastAsia="Avenir Next"/>
+          <w:color w:val="1A1A1A"/>
           <w:sz w:val="20"/>
           <w:szCs w:val="20"/>
         </w:rPr>
-        <w:t xml:space="preserve">Name</w:t>
+        <w:tab/>
+      </w:r>
+      <w:r>
+        <w:rPr>
+          <w:rFonts w:ascii="Avenir Next" w:hAnsi="Avenir Next" w:cs="Avenir Next" w:eastAsia="Avenir Next"/>
+          <w:color w:val="1A1A1A"/>
+          <w:sz w:val="22"/>
+          <w:szCs w:val="20"/>
+        </w:rPr>
+        <w:t xml:space="preserve">   Date</w:t>
       </w:r>
       <w:r>
         <w:rPr>
@@ -33,25 +51,7 @@
         <w:rPr>
           <w:rFonts w:ascii="Avenir Next" w:hAnsi="Avenir Next" w:cs="Avenir Next" w:eastAsia="Avenir Next"/>
           <w:color w:val="1A1A1A"/>
-          <w:sz w:val="20"/>
-          <w:szCs w:val="20"/>
-        </w:rPr>
-        <w:t xml:space="preserve">   Date</w:t>
-      </w:r>
-      <w:r>
-        <w:rPr>
-          <w:rFonts w:ascii="Avenir Next" w:hAnsi="Avenir Next" w:cs="Avenir Next" w:eastAsia="Avenir Next"/>
-          <w:color w:val="1A1A1A"/>
-          <w:sz w:val="20"/>
-          <w:szCs w:val="20"/>
-        </w:rPr>
-        <w:tab/>
-      </w:r>
-      <w:r>
-        <w:rPr>
-          <w:rFonts w:ascii="Avenir Next" w:hAnsi="Avenir Next" w:cs="Avenir Next" w:eastAsia="Avenir Next"/>
-          <w:color w:val="1A1A1A"/>
-          <w:sz w:val="20"/>
+          <w:sz w:val="22"/>
           <w:szCs w:val="20"/>
         </w:rPr>
         <w:t xml:space="preserve">   Period</w:t>
@@ -78,7 +78,7 @@
           <w:caps/>
           <w:color w:val="003A70"/>
           <w:spacing w:val="12"/>
-          <w:sz w:val="19"/>
+          <w:sz w:val="22"/>
           <w:szCs w:val="19"/>
         </w:rPr>
         <w:t xml:space="preserve">Lesson 6-8  ·  Session 1  ·  Prerequisite Practice A  ·  Skill 1 of 2</w:t>
@@ -86,6 +86,7 @@
     </w:p>
     <w:p>
       <w:pPr>
+        <w:pStyle w:val="Heading1"/>
         <w:keepNext/>
         <w:spacing w:before="0" w:after="10" w:line="240" w:lineRule="auto"/>
       </w:pPr>
@@ -111,7 +112,7 @@
         <w:rPr>
           <w:rFonts w:ascii="Avenir Next" w:hAnsi="Avenir Next" w:cs="Avenir Next" w:eastAsia="Avenir Next"/>
           <w:color w:val="5A5F66"/>
-          <w:sz w:val="17"/>
+          <w:sz w:val="22"/>
           <w:szCs w:val="17"/>
         </w:rPr>
         <w:t xml:space="preserve">Builds on Grade 5 · 5.OA.A.1</w:t>
@@ -154,6 +155,7 @@
           </w:tcPr>
           <w:p>
             <w:pPr>
+              <w:pStyle w:val="Heading2"/>
               <w:spacing w:before="0" w:after="0" w:line="252" w:lineRule="auto"/>
             </w:pPr>
             <w:r>
@@ -183,7 +185,7 @@
               <w:rPr>
                 <w:rFonts w:ascii="Avenir Next" w:hAnsi="Avenir Next" w:cs="Avenir Next" w:eastAsia="Avenir Next"/>
                 <w:color w:val="1A1A1A"/>
-                <w:sz w:val="20"/>
+                <w:sz w:val="22"/>
                 <w:szCs w:val="20"/>
               </w:rPr>
               <w:t xml:space="preserve">You will check 3(</w:t>
@@ -193,7 +195,7 @@
                 <w:rFonts w:ascii="Avenir Next" w:hAnsi="Avenir Next" w:cs="Avenir Next" w:eastAsia="Avenir Next"/>
                 <w:i/>
                 <w:color w:val="1A1A1A"/>
-                <w:sz w:val="20"/>
+                <w:sz w:val="22"/>
                 <w:szCs w:val="20"/>
               </w:rPr>
               <w:t xml:space="preserve">n</w:t>
@@ -202,7 +204,7 @@
               <w:rPr>
                 <w:rFonts w:ascii="Avenir Next" w:hAnsi="Avenir Next" w:cs="Avenir Next" w:eastAsia="Avenir Next"/>
                 <w:color w:val="1A1A1A"/>
-                <w:sz w:val="20"/>
+                <w:sz w:val="22"/>
                 <w:szCs w:val="20"/>
               </w:rPr>
               <w:t xml:space="preserve"> + 4) + 5</w:t>
@@ -212,7 +214,7 @@
                 <w:rFonts w:ascii="Avenir Next" w:hAnsi="Avenir Next" w:cs="Avenir Next" w:eastAsia="Avenir Next"/>
                 <w:i/>
                 <w:color w:val="1A1A1A"/>
-                <w:sz w:val="20"/>
+                <w:sz w:val="22"/>
                 <w:szCs w:val="20"/>
               </w:rPr>
               <w:t xml:space="preserve">n</w:t>
@@ -221,7 +223,7 @@
               <w:rPr>
                 <w:rFonts w:ascii="Avenir Next" w:hAnsi="Avenir Next" w:cs="Avenir Next" w:eastAsia="Avenir Next"/>
                 <w:color w:val="1A1A1A"/>
-                <w:sz w:val="20"/>
+                <w:sz w:val="22"/>
                 <w:szCs w:val="20"/>
               </w:rPr>
               <w:t xml:space="preserve"> by putting in </w:t>
@@ -231,7 +233,7 @@
                 <w:rFonts w:ascii="Avenir Next" w:hAnsi="Avenir Next" w:cs="Avenir Next" w:eastAsia="Avenir Next"/>
                 <w:i/>
                 <w:color w:val="1A1A1A"/>
-                <w:sz w:val="20"/>
+                <w:sz w:val="22"/>
                 <w:szCs w:val="20"/>
               </w:rPr>
               <w:t xml:space="preserve">n</w:t>
@@ -240,7 +242,7 @@
               <w:rPr>
                 <w:rFonts w:ascii="Avenir Next" w:hAnsi="Avenir Next" w:cs="Avenir Next" w:eastAsia="Avenir Next"/>
                 <w:color w:val="1A1A1A"/>
-                <w:sz w:val="20"/>
+                <w:sz w:val="22"/>
                 <w:szCs w:val="20"/>
               </w:rPr>
               <w:t xml:space="preserve"> = 2.</w:t>
@@ -260,6 +262,7 @@
           </w:tcPr>
           <w:p>
             <w:pPr>
+              <w:pStyle w:val="Heading2"/>
               <w:spacing w:before="0" w:after="0" w:line="252" w:lineRule="auto"/>
             </w:pPr>
             <w:r>
@@ -289,7 +292,7 @@
               <w:rPr>
                 <w:rFonts w:ascii="Avenir Next" w:hAnsi="Avenir Next" w:cs="Avenir Next" w:eastAsia="Avenir Next"/>
                 <w:color w:val="1A1A1A"/>
-                <w:sz w:val="20"/>
+                <w:sz w:val="22"/>
                 <w:szCs w:val="20"/>
               </w:rPr>
               <w:t xml:space="preserve">Find a value like 3(2 + 4) + 5 × 2 in the right order.  </w:t>
@@ -299,7 +302,7 @@
                 <w:rFonts w:ascii="Avenir Next" w:hAnsi="Avenir Next" w:cs="Avenir Next" w:eastAsia="Avenir Next"/>
                 <w:b/>
                 <w:color w:val="1A1A1A"/>
-                <w:sz w:val="20"/>
+                <w:sz w:val="22"/>
                 <w:szCs w:val="20"/>
               </w:rPr>
               <w:t xml:space="preserve">You will use it in Practice Form A, problems 3 and 8.</w:t>
@@ -310,6 +313,7 @@
     </w:tbl>
     <w:p>
       <w:pPr>
+        <w:pStyle w:val="Heading2"/>
         <w:keepNext/>
         <w:pBdr>
           <w:bottom w:val="single" w:sz="8" w:space="3" w:color="003A70"/>
@@ -325,7 +329,7 @@
           <w:b/>
           <w:color w:val="003A70"/>
           <w:spacing w:val="14"/>
-          <w:sz w:val="19"/>
+          <w:sz w:val="22"/>
           <w:szCs w:val="19"/>
         </w:rPr>
         <w:t xml:space="preserve">STEPS TO FOLLOW</w:t>
@@ -344,7 +348,7 @@
           <w:rFonts w:ascii="Avenir Next" w:hAnsi="Avenir Next" w:cs="Avenir Next" w:eastAsia="Avenir Next"/>
           <w:i/>
           <w:color w:val="5A5F66"/>
-          <w:sz w:val="17"/>
+          <w:sz w:val="22"/>
           <w:szCs w:val="17"/>
         </w:rPr>
         <w:t xml:space="preserve">use these same steps on every problem</w:t>
@@ -386,6 +390,7 @@
           </w:tcPr>
           <w:p>
             <w:pPr>
+              <w:pStyle w:val="Heading1"/>
               <w:spacing w:before="0" w:after="0" w:line="240" w:lineRule="auto"/>
               <w:jc w:val="center"/>
             </w:pPr>
@@ -414,7 +419,7 @@
               <w:rPr>
                 <w:rFonts w:ascii="Avenir Next" w:hAnsi="Avenir Next" w:cs="Avenir Next" w:eastAsia="Avenir Next"/>
                 <w:color w:val="1A1A1A"/>
-                <w:sz w:val="21"/>
+                <w:sz w:val="22"/>
                 <w:szCs w:val="21"/>
               </w:rPr>
               <w:t xml:space="preserve">Work inside the </w:t>
@@ -424,7 +429,7 @@
                 <w:rFonts w:ascii="Avenir Next" w:hAnsi="Avenir Next" w:cs="Avenir Next" w:eastAsia="Avenir Next"/>
                 <w:b/>
                 <w:color w:val="1A1A1A"/>
-                <w:sz w:val="21"/>
+                <w:sz w:val="22"/>
                 <w:szCs w:val="21"/>
               </w:rPr>
               <w:t xml:space="preserve">parentheses</w:t>
@@ -433,7 +438,7 @@
               <w:rPr>
                 <w:rFonts w:ascii="Avenir Next" w:hAnsi="Avenir Next" w:cs="Avenir Next" w:eastAsia="Avenir Next"/>
                 <w:color w:val="1A1A1A"/>
-                <w:sz w:val="21"/>
+                <w:sz w:val="22"/>
                 <w:szCs w:val="21"/>
               </w:rPr>
               <w:t xml:space="preserve"> first.</w:t>
@@ -452,6 +457,7 @@
           </w:tcPr>
           <w:p>
             <w:pPr>
+              <w:pStyle w:val="Heading1"/>
               <w:spacing w:before="0" w:after="0" w:line="240" w:lineRule="auto"/>
               <w:jc w:val="center"/>
             </w:pPr>
@@ -481,7 +487,7 @@
                 <w:rFonts w:ascii="Avenir Next" w:hAnsi="Avenir Next" w:cs="Avenir Next" w:eastAsia="Avenir Next"/>
                 <w:b/>
                 <w:color w:val="1A1A1A"/>
-                <w:sz w:val="21"/>
+                <w:sz w:val="22"/>
                 <w:szCs w:val="21"/>
               </w:rPr>
               <w:t xml:space="preserve">Multiply</w:t>
@@ -490,7 +496,7 @@
               <w:rPr>
                 <w:rFonts w:ascii="Avenir Next" w:hAnsi="Avenir Next" w:cs="Avenir Next" w:eastAsia="Avenir Next"/>
                 <w:color w:val="1A1A1A"/>
-                <w:sz w:val="21"/>
+                <w:sz w:val="22"/>
                 <w:szCs w:val="21"/>
               </w:rPr>
               <w:t xml:space="preserve"> next. A number right before ( ) means multiply.</w:t>
@@ -509,6 +515,7 @@
           </w:tcPr>
           <w:p>
             <w:pPr>
+              <w:pStyle w:val="Heading1"/>
               <w:spacing w:before="0" w:after="0" w:line="240" w:lineRule="auto"/>
               <w:jc w:val="center"/>
             </w:pPr>
@@ -538,7 +545,7 @@
                 <w:rFonts w:ascii="Avenir Next" w:hAnsi="Avenir Next" w:cs="Avenir Next" w:eastAsia="Avenir Next"/>
                 <w:b/>
                 <w:color w:val="1A1A1A"/>
-                <w:sz w:val="21"/>
+                <w:sz w:val="22"/>
                 <w:szCs w:val="21"/>
               </w:rPr>
               <w:t xml:space="preserve">Add</w:t>
@@ -547,7 +554,7 @@
               <w:rPr>
                 <w:rFonts w:ascii="Avenir Next" w:hAnsi="Avenir Next" w:cs="Avenir Next" w:eastAsia="Avenir Next"/>
                 <w:color w:val="1A1A1A"/>
-                <w:sz w:val="21"/>
+                <w:sz w:val="22"/>
                 <w:szCs w:val="21"/>
               </w:rPr>
               <w:t xml:space="preserve"> or subtract last, from left to right.</w:t>
@@ -558,6 +565,7 @@
     </w:tbl>
     <w:p>
       <w:pPr>
+        <w:pStyle w:val="Heading2"/>
         <w:keepNext/>
         <w:pBdr>
           <w:bottom w:val="single" w:sz="8" w:space="3" w:color="003A70"/>
@@ -573,7 +581,7 @@
           <w:b/>
           <w:color w:val="003A70"/>
           <w:spacing w:val="14"/>
-          <w:sz w:val="19"/>
+          <w:sz w:val="22"/>
           <w:szCs w:val="19"/>
         </w:rPr>
         <w:t xml:space="preserve">WATCH ME</w:t>
@@ -592,7 +600,7 @@
           <w:rFonts w:ascii="Avenir Next" w:hAnsi="Avenir Next" w:cs="Avenir Next" w:eastAsia="Avenir Next"/>
           <w:i/>
           <w:color w:val="5A5F66"/>
-          <w:sz w:val="17"/>
+          <w:sz w:val="22"/>
           <w:szCs w:val="17"/>
         </w:rPr>
         <w:t xml:space="preserve">the steps in action</w:t>
@@ -607,7 +615,7 @@
           <w:rFonts w:ascii="Avenir Next" w:hAnsi="Avenir Next" w:cs="Avenir Next" w:eastAsia="Avenir Next"/>
           <w:b/>
           <w:color w:val="1A1A1A"/>
-          <w:sz w:val="21"/>
+          <w:sz w:val="22"/>
           <w:szCs w:val="21"/>
         </w:rPr>
         <w:t xml:space="preserve">Find 4(5 + 3) + 2 × 5.</w:t>
@@ -626,25 +634,25 @@
           <w:rFonts w:ascii="Avenir Next" w:hAnsi="Avenir Next" w:cs="Avenir Next" w:eastAsia="Avenir Next"/>
           <w:b/>
           <w:color w:val="003A70"/>
+          <w:sz w:val="22"/>
+          <w:szCs w:val="19"/>
+        </w:rPr>
+        <w:t xml:space="preserve">Step 1</w:t>
+      </w:r>
+      <w:r>
+        <w:rPr>
+          <w:rFonts w:ascii="Avenir Next" w:hAnsi="Avenir Next" w:cs="Avenir Next" w:eastAsia="Avenir Next"/>
+          <w:color w:val="1A1A1A"/>
           <w:sz w:val="19"/>
           <w:szCs w:val="19"/>
         </w:rPr>
-        <w:t xml:space="preserve">Step 1</w:t>
-      </w:r>
-      <w:r>
-        <w:rPr>
-          <w:rFonts w:ascii="Avenir Next" w:hAnsi="Avenir Next" w:cs="Avenir Next" w:eastAsia="Avenir Next"/>
-          <w:color w:val="1A1A1A"/>
-          <w:sz w:val="19"/>
-          <w:szCs w:val="19"/>
-        </w:rPr>
         <w:tab/>
       </w:r>
       <w:r>
         <w:rPr>
           <w:rFonts w:ascii="Avenir Next" w:hAnsi="Avenir Next" w:cs="Avenir Next" w:eastAsia="Avenir Next"/>
           <w:color w:val="1A1A1A"/>
-          <w:sz w:val="21"/>
+          <w:sz w:val="22"/>
           <w:szCs w:val="21"/>
         </w:rPr>
         <w:t xml:space="preserve">5 + 3 = 8</w:t>
@@ -663,25 +671,25 @@
           <w:rFonts w:ascii="Avenir Next" w:hAnsi="Avenir Next" w:cs="Avenir Next" w:eastAsia="Avenir Next"/>
           <w:b/>
           <w:color w:val="003A70"/>
+          <w:sz w:val="22"/>
+          <w:szCs w:val="19"/>
+        </w:rPr>
+        <w:t xml:space="preserve">Step 2</w:t>
+      </w:r>
+      <w:r>
+        <w:rPr>
+          <w:rFonts w:ascii="Avenir Next" w:hAnsi="Avenir Next" w:cs="Avenir Next" w:eastAsia="Avenir Next"/>
+          <w:color w:val="1A1A1A"/>
           <w:sz w:val="19"/>
           <w:szCs w:val="19"/>
         </w:rPr>
-        <w:t xml:space="preserve">Step 2</w:t>
-      </w:r>
-      <w:r>
-        <w:rPr>
-          <w:rFonts w:ascii="Avenir Next" w:hAnsi="Avenir Next" w:cs="Avenir Next" w:eastAsia="Avenir Next"/>
-          <w:color w:val="1A1A1A"/>
-          <w:sz w:val="19"/>
-          <w:szCs w:val="19"/>
-        </w:rPr>
         <w:tab/>
       </w:r>
       <w:r>
         <w:rPr>
           <w:rFonts w:ascii="Avenir Next" w:hAnsi="Avenir Next" w:cs="Avenir Next" w:eastAsia="Avenir Next"/>
           <w:color w:val="1A1A1A"/>
-          <w:sz w:val="21"/>
+          <w:sz w:val="22"/>
           <w:szCs w:val="21"/>
         </w:rPr>
         <w:t xml:space="preserve">4 × 8 = 32 and 2 × 5 = 10</w:t>
@@ -700,25 +708,25 @@
           <w:rFonts w:ascii="Avenir Next" w:hAnsi="Avenir Next" w:cs="Avenir Next" w:eastAsia="Avenir Next"/>
           <w:b/>
           <w:color w:val="003A70"/>
+          <w:sz w:val="22"/>
+          <w:szCs w:val="19"/>
+        </w:rPr>
+        <w:t xml:space="preserve">Step 3</w:t>
+      </w:r>
+      <w:r>
+        <w:rPr>
+          <w:rFonts w:ascii="Avenir Next" w:hAnsi="Avenir Next" w:cs="Avenir Next" w:eastAsia="Avenir Next"/>
+          <w:color w:val="1A1A1A"/>
           <w:sz w:val="19"/>
           <w:szCs w:val="19"/>
         </w:rPr>
-        <w:t xml:space="preserve">Step 3</w:t>
-      </w:r>
-      <w:r>
-        <w:rPr>
-          <w:rFonts w:ascii="Avenir Next" w:hAnsi="Avenir Next" w:cs="Avenir Next" w:eastAsia="Avenir Next"/>
-          <w:color w:val="1A1A1A"/>
-          <w:sz w:val="19"/>
-          <w:szCs w:val="19"/>
-        </w:rPr>
         <w:tab/>
       </w:r>
       <w:r>
         <w:rPr>
           <w:rFonts w:ascii="Avenir Next" w:hAnsi="Avenir Next" w:cs="Avenir Next" w:eastAsia="Avenir Next"/>
           <w:color w:val="1A1A1A"/>
-          <w:sz w:val="21"/>
+          <w:sz w:val="22"/>
           <w:szCs w:val="21"/>
         </w:rPr>
         <w:t xml:space="preserve">32 + 10 = 42</w:t>
@@ -737,33 +745,34 @@
           <w:rFonts w:ascii="Avenir Next" w:hAnsi="Avenir Next" w:cs="Avenir Next" w:eastAsia="Avenir Next"/>
           <w:b/>
           <w:color w:val="1A1A1A"/>
+          <w:sz w:val="22"/>
+          <w:szCs w:val="21"/>
+        </w:rPr>
+        <w:t xml:space="preserve">Answer</w:t>
+      </w:r>
+      <w:r>
+        <w:rPr>
+          <w:rFonts w:ascii="Avenir Next" w:hAnsi="Avenir Next" w:cs="Avenir Next" w:eastAsia="Avenir Next"/>
+          <w:color w:val="1A1A1A"/>
           <w:sz w:val="21"/>
           <w:szCs w:val="21"/>
         </w:rPr>
-        <w:t xml:space="preserve">Answer</w:t>
-      </w:r>
-      <w:r>
-        <w:rPr>
-          <w:rFonts w:ascii="Avenir Next" w:hAnsi="Avenir Next" w:cs="Avenir Next" w:eastAsia="Avenir Next"/>
-          <w:color w:val="1A1A1A"/>
-          <w:sz w:val="21"/>
+        <w:tab/>
+      </w:r>
+      <w:r>
+        <w:rPr>
+          <w:rFonts w:ascii="Avenir Next" w:hAnsi="Avenir Next" w:cs="Avenir Next" w:eastAsia="Avenir Next"/>
+          <w:b/>
+          <w:color w:val="1A1A1A"/>
+          <w:sz w:val="22"/>
           <w:szCs w:val="21"/>
         </w:rPr>
-        <w:tab/>
-      </w:r>
-      <w:r>
-        <w:rPr>
-          <w:rFonts w:ascii="Avenir Next" w:hAnsi="Avenir Next" w:cs="Avenir Next" w:eastAsia="Avenir Next"/>
-          <w:b/>
-          <w:color w:val="1A1A1A"/>
-          <w:sz w:val="21"/>
-          <w:szCs w:val="21"/>
-        </w:rPr>
         <w:t xml:space="preserve">42</w:t>
       </w:r>
     </w:p>
     <w:p>
       <w:pPr>
+        <w:pStyle w:val="Heading2"/>
         <w:keepNext/>
         <w:pBdr>
           <w:bottom w:val="single" w:sz="8" w:space="3" w:color="003A70"/>
@@ -779,7 +788,7 @@
           <w:b/>
           <w:color w:val="003A70"/>
           <w:spacing w:val="14"/>
-          <w:sz w:val="19"/>
+          <w:sz w:val="22"/>
           <w:szCs w:val="19"/>
         </w:rPr>
         <w:t xml:space="preserve">TRY IT WITH HELP</w:t>
@@ -798,7 +807,7 @@
           <w:rFonts w:ascii="Avenir Next" w:hAnsi="Avenir Next" w:cs="Avenir Next" w:eastAsia="Avenir Next"/>
           <w:i/>
           <w:color w:val="5A5F66"/>
-          <w:sz w:val="17"/>
+          <w:sz w:val="22"/>
           <w:szCs w:val="17"/>
         </w:rPr>
         <w:t xml:space="preserve">fill in each step</w:t>
@@ -856,25 +865,25 @@
           <w:rFonts w:ascii="Avenir Next" w:hAnsi="Avenir Next" w:cs="Avenir Next" w:eastAsia="Avenir Next"/>
           <w:b/>
           <w:color w:val="003A70"/>
+          <w:sz w:val="22"/>
+          <w:szCs w:val="18"/>
+        </w:rPr>
+        <w:t xml:space="preserve">Step 1</w:t>
+      </w:r>
+      <w:r>
+        <w:rPr>
+          <w:rFonts w:ascii="Avenir Next" w:hAnsi="Avenir Next" w:cs="Avenir Next" w:eastAsia="Avenir Next"/>
+          <w:color w:val="1A1A1A"/>
           <w:sz w:val="18"/>
           <w:szCs w:val="18"/>
         </w:rPr>
-        <w:t xml:space="preserve">Step 1</w:t>
-      </w:r>
-      <w:r>
-        <w:rPr>
-          <w:rFonts w:ascii="Avenir Next" w:hAnsi="Avenir Next" w:cs="Avenir Next" w:eastAsia="Avenir Next"/>
-          <w:color w:val="1A1A1A"/>
-          <w:sz w:val="18"/>
-          <w:szCs w:val="18"/>
-        </w:rPr>
         <w:tab/>
       </w:r>
       <w:r>
         <w:rPr>
           <w:rFonts w:ascii="Avenir Next" w:hAnsi="Avenir Next" w:cs="Avenir Next" w:eastAsia="Avenir Next"/>
           <w:color w:val="1A1A1A"/>
-          <w:sz w:val="21"/>
+          <w:sz w:val="22"/>
           <w:szCs w:val="21"/>
         </w:rPr>
         <w:t xml:space="preserve">6 + 4 = </w:t>
@@ -904,25 +913,25 @@
           <w:rFonts w:ascii="Avenir Next" w:hAnsi="Avenir Next" w:cs="Avenir Next" w:eastAsia="Avenir Next"/>
           <w:b/>
           <w:color w:val="003A70"/>
+          <w:sz w:val="22"/>
+          <w:szCs w:val="18"/>
+        </w:rPr>
+        <w:t xml:space="preserve">Step 2</w:t>
+      </w:r>
+      <w:r>
+        <w:rPr>
+          <w:rFonts w:ascii="Avenir Next" w:hAnsi="Avenir Next" w:cs="Avenir Next" w:eastAsia="Avenir Next"/>
+          <w:color w:val="1A1A1A"/>
           <w:sz w:val="18"/>
           <w:szCs w:val="18"/>
         </w:rPr>
-        <w:t xml:space="preserve">Step 2</w:t>
-      </w:r>
-      <w:r>
-        <w:rPr>
-          <w:rFonts w:ascii="Avenir Next" w:hAnsi="Avenir Next" w:cs="Avenir Next" w:eastAsia="Avenir Next"/>
-          <w:color w:val="1A1A1A"/>
-          <w:sz w:val="18"/>
-          <w:szCs w:val="18"/>
-        </w:rPr>
         <w:tab/>
       </w:r>
       <w:r>
         <w:rPr>
           <w:rFonts w:ascii="Avenir Next" w:hAnsi="Avenir Next" w:cs="Avenir Next" w:eastAsia="Avenir Next"/>
           <w:color w:val="1A1A1A"/>
-          <w:sz w:val="21"/>
+          <w:sz w:val="22"/>
           <w:szCs w:val="21"/>
         </w:rPr>
         <w:t xml:space="preserve">2 × 10 = </w:t>
@@ -952,7 +961,7 @@
           <w:rFonts w:ascii="Avenir Next" w:hAnsi="Avenir Next" w:cs="Avenir Next" w:eastAsia="Avenir Next"/>
           <w:b/>
           <w:color w:val="003A70"/>
-          <w:sz w:val="18"/>
+          <w:sz w:val="22"/>
           <w:szCs w:val="18"/>
         </w:rPr>
         <w:t xml:space="preserve">Step 3</w:t>
@@ -980,7 +989,7 @@
         <w:rPr>
           <w:rFonts w:ascii="Avenir Next" w:hAnsi="Avenir Next" w:cs="Avenir Next" w:eastAsia="Avenir Next"/>
           <w:color w:val="1A1A1A"/>
-          <w:sz w:val="21"/>
+          <w:sz w:val="22"/>
           <w:szCs w:val="21"/>
         </w:rPr>
         <w:t xml:space="preserve"> + 3 = </w:t>
@@ -1053,25 +1062,25 @@
           <w:rFonts w:ascii="Avenir Next" w:hAnsi="Avenir Next" w:cs="Avenir Next" w:eastAsia="Avenir Next"/>
           <w:b/>
           <w:color w:val="003A70"/>
+          <w:sz w:val="22"/>
+          <w:szCs w:val="18"/>
+        </w:rPr>
+        <w:t xml:space="preserve">Step 1</w:t>
+      </w:r>
+      <w:r>
+        <w:rPr>
+          <w:rFonts w:ascii="Avenir Next" w:hAnsi="Avenir Next" w:cs="Avenir Next" w:eastAsia="Avenir Next"/>
+          <w:color w:val="1A1A1A"/>
           <w:sz w:val="18"/>
           <w:szCs w:val="18"/>
         </w:rPr>
-        <w:t xml:space="preserve">Step 1</w:t>
-      </w:r>
-      <w:r>
-        <w:rPr>
-          <w:rFonts w:ascii="Avenir Next" w:hAnsi="Avenir Next" w:cs="Avenir Next" w:eastAsia="Avenir Next"/>
-          <w:color w:val="1A1A1A"/>
-          <w:sz w:val="18"/>
-          <w:szCs w:val="18"/>
-        </w:rPr>
         <w:tab/>
       </w:r>
       <w:r>
         <w:rPr>
           <w:rFonts w:ascii="Avenir Next" w:hAnsi="Avenir Next" w:cs="Avenir Next" w:eastAsia="Avenir Next"/>
           <w:color w:val="1A1A1A"/>
-          <w:sz w:val="21"/>
+          <w:sz w:val="22"/>
           <w:szCs w:val="21"/>
         </w:rPr>
         <w:t xml:space="preserve">2 + 4 = </w:t>
@@ -1101,25 +1110,25 @@
           <w:rFonts w:ascii="Avenir Next" w:hAnsi="Avenir Next" w:cs="Avenir Next" w:eastAsia="Avenir Next"/>
           <w:b/>
           <w:color w:val="003A70"/>
+          <w:sz w:val="22"/>
+          <w:szCs w:val="18"/>
+        </w:rPr>
+        <w:t xml:space="preserve">Step 2</w:t>
+      </w:r>
+      <w:r>
+        <w:rPr>
+          <w:rFonts w:ascii="Avenir Next" w:hAnsi="Avenir Next" w:cs="Avenir Next" w:eastAsia="Avenir Next"/>
+          <w:color w:val="1A1A1A"/>
           <w:sz w:val="18"/>
           <w:szCs w:val="18"/>
         </w:rPr>
-        <w:t xml:space="preserve">Step 2</w:t>
-      </w:r>
-      <w:r>
-        <w:rPr>
-          <w:rFonts w:ascii="Avenir Next" w:hAnsi="Avenir Next" w:cs="Avenir Next" w:eastAsia="Avenir Next"/>
-          <w:color w:val="1A1A1A"/>
-          <w:sz w:val="18"/>
-          <w:szCs w:val="18"/>
-        </w:rPr>
         <w:tab/>
       </w:r>
       <w:r>
         <w:rPr>
           <w:rFonts w:ascii="Avenir Next" w:hAnsi="Avenir Next" w:cs="Avenir Next" w:eastAsia="Avenir Next"/>
           <w:color w:val="1A1A1A"/>
-          <w:sz w:val="21"/>
+          <w:sz w:val="22"/>
           <w:szCs w:val="21"/>
         </w:rPr>
         <w:t xml:space="preserve">3 × 6 = </w:t>
@@ -1138,7 +1147,7 @@
         <w:rPr>
           <w:rFonts w:ascii="Avenir Next" w:hAnsi="Avenir Next" w:cs="Avenir Next" w:eastAsia="Avenir Next"/>
           <w:color w:val="1A1A1A"/>
-          <w:sz w:val="21"/>
+          <w:sz w:val="22"/>
           <w:szCs w:val="21"/>
         </w:rPr>
         <w:t xml:space="preserve"> and 5 × 2 = </w:t>
@@ -1168,25 +1177,25 @@
           <w:rFonts w:ascii="Avenir Next" w:hAnsi="Avenir Next" w:cs="Avenir Next" w:eastAsia="Avenir Next"/>
           <w:b/>
           <w:color w:val="003A70"/>
+          <w:sz w:val="22"/>
+          <w:szCs w:val="18"/>
+        </w:rPr>
+        <w:t xml:space="preserve">Step 3</w:t>
+      </w:r>
+      <w:r>
+        <w:rPr>
+          <w:rFonts w:ascii="Avenir Next" w:hAnsi="Avenir Next" w:cs="Avenir Next" w:eastAsia="Avenir Next"/>
+          <w:color w:val="1A1A1A"/>
           <w:sz w:val="18"/>
           <w:szCs w:val="18"/>
         </w:rPr>
-        <w:t xml:space="preserve">Step 3</w:t>
-      </w:r>
-      <w:r>
-        <w:rPr>
-          <w:rFonts w:ascii="Avenir Next" w:hAnsi="Avenir Next" w:cs="Avenir Next" w:eastAsia="Avenir Next"/>
-          <w:color w:val="1A1A1A"/>
-          <w:sz w:val="18"/>
-          <w:szCs w:val="18"/>
-        </w:rPr>
         <w:tab/>
       </w:r>
       <w:r>
         <w:rPr>
           <w:rFonts w:ascii="Avenir Next" w:hAnsi="Avenir Next" w:cs="Avenir Next" w:eastAsia="Avenir Next"/>
           <w:color w:val="1A1A1A"/>
-          <w:sz w:val="21"/>
+          <w:sz w:val="22"/>
           <w:szCs w:val="21"/>
         </w:rPr>
         <w:t xml:space="preserve">18 + 10 = </w:t>
@@ -1209,6 +1218,7 @@
     </w:p>
     <w:p>
       <w:pPr>
+        <w:pStyle w:val="Heading2"/>
         <w:keepNext/>
         <w:pBdr>
           <w:bottom w:val="single" w:sz="8" w:space="3" w:color="003A70"/>
@@ -1224,7 +1234,7 @@
           <w:b/>
           <w:color w:val="003A70"/>
           <w:spacing w:val="14"/>
-          <w:sz w:val="19"/>
+          <w:sz w:val="22"/>
           <w:szCs w:val="19"/>
         </w:rPr>
         <w:t xml:space="preserve">YOUR TURN</w:t>
@@ -1243,7 +1253,7 @@
           <w:rFonts w:ascii="Avenir Next" w:hAnsi="Avenir Next" w:cs="Avenir Next" w:eastAsia="Avenir Next"/>
           <w:i/>
           <w:color w:val="5A5F66"/>
-          <w:sz w:val="17"/>
+          <w:sz w:val="22"/>
           <w:szCs w:val="17"/>
         </w:rPr>
         <w:t xml:space="preserve">use the steps on your own</w:t>
@@ -1414,7 +1424,7 @@
                       <w:szCs w:val="22"/>
                       <w:u w:val="single"/>
                     </w:rPr>
-                    <w:t xml:space="preserve">        </w:t>
+                    <w:t xml:space="preserve">            </w:t>
                   </w:r>
                 </w:p>
               </w:tc>
@@ -1476,7 +1486,7 @@
                       <w:szCs w:val="22"/>
                       <w:u w:val="single"/>
                     </w:rPr>
-                    <w:t xml:space="preserve">        </w:t>
+                    <w:t xml:space="preserve">            </w:t>
                   </w:r>
                 </w:p>
               </w:tc>
@@ -1544,7 +1554,7 @@
                       <w:szCs w:val="22"/>
                       <w:u w:val="single"/>
                     </w:rPr>
-                    <w:t xml:space="preserve">        </w:t>
+                    <w:t xml:space="preserve">            </w:t>
                   </w:r>
                 </w:p>
               </w:tc>
@@ -1606,7 +1616,7 @@
                       <w:szCs w:val="22"/>
                       <w:u w:val="single"/>
                     </w:rPr>
-                    <w:t xml:space="preserve">        </w:t>
+                    <w:t xml:space="preserve">            </w:t>
                   </w:r>
                 </w:p>
               </w:tc>
@@ -1674,7 +1684,7 @@
                       <w:szCs w:val="22"/>
                       <w:u w:val="single"/>
                     </w:rPr>
-                    <w:t xml:space="preserve">        </w:t>
+                    <w:t xml:space="preserve">            </w:t>
                   </w:r>
                 </w:p>
               </w:tc>
@@ -1736,7 +1746,7 @@
                       <w:szCs w:val="22"/>
                       <w:u w:val="single"/>
                     </w:rPr>
-                    <w:t xml:space="preserve">        </w:t>
+                    <w:t xml:space="preserve">            </w:t>
                   </w:r>
                 </w:p>
               </w:tc>
@@ -1759,7 +1769,7 @@
       <w:pPr>
         <w:pageBreakBefore/>
         <w:keepNext/>
-        <w:spacing w:before="0" w:after="12" w:line="264" w:lineRule="auto"/>
+        <w:spacing w:before="0" w:after="10" w:line="252" w:lineRule="auto"/>
       </w:pPr>
       <w:r>
         <w:rPr>
@@ -1768,7 +1778,7 @@
           <w:caps/>
           <w:color w:val="003A70"/>
           <w:spacing w:val="12"/>
-          <w:sz w:val="19"/>
+          <w:sz w:val="22"/>
           <w:szCs w:val="19"/>
         </w:rPr>
         <w:t xml:space="preserve">Lesson 6-8  ·  Session 1  ·  Prerequisite Practice A  ·  Skill 2 of 2</w:t>
@@ -1776,8 +1786,9 @@
     </w:p>
     <w:p>
       <w:pPr>
+        <w:pStyle w:val="Heading1"/>
         <w:keepNext/>
-        <w:spacing w:before="0" w:after="10" w:line="240" w:lineRule="auto"/>
+        <w:spacing w:before="0" w:after="8" w:line="240" w:lineRule="auto"/>
       </w:pPr>
       <w:r>
         <w:rPr>
@@ -1795,13 +1806,13 @@
         <w:pBdr>
           <w:bottom w:val="single" w:sz="4" w:space="5" w:color="C9CDD2"/>
         </w:pBdr>
-        <w:spacing w:before="0" w:after="60" w:line="264" w:lineRule="auto"/>
+        <w:spacing w:before="0" w:after="51" w:line="252" w:lineRule="auto"/>
       </w:pPr>
       <w:r>
         <w:rPr>
           <w:rFonts w:ascii="Avenir Next" w:hAnsi="Avenir Next" w:cs="Avenir Next" w:eastAsia="Avenir Next"/>
           <w:color w:val="5A5F66"/>
-          <w:sz w:val="17"/>
+          <w:sz w:val="22"/>
           <w:szCs w:val="17"/>
         </w:rPr>
         <w:t xml:space="preserve">Builds on Grade 3 · 3.OA.B.5</w:t>
@@ -1844,7 +1855,8 @@
           </w:tcPr>
           <w:p>
             <w:pPr>
-              <w:spacing w:before="0" w:after="0" w:line="252" w:lineRule="auto"/>
+              <w:pStyle w:val="Heading2"/>
+              <w:spacing w:before="0" w:after="0" w:line="246" w:lineRule="auto"/>
             </w:pPr>
             <w:r>
               <w:rPr>
@@ -1867,13 +1879,13 @@
           </w:tcPr>
           <w:p>
             <w:pPr>
-              <w:spacing w:before="0" w:after="0" w:line="264" w:lineRule="auto"/>
+              <w:spacing w:before="0" w:after="0" w:line="252" w:lineRule="auto"/>
             </w:pPr>
             <w:r>
               <w:rPr>
                 <w:rFonts w:ascii="Avenir Next" w:hAnsi="Avenir Next" w:cs="Avenir Next" w:eastAsia="Avenir Next"/>
                 <w:color w:val="1A1A1A"/>
-                <w:sz w:val="20"/>
+                <w:sz w:val="22"/>
                 <w:szCs w:val="20"/>
               </w:rPr>
               <w:t xml:space="preserve">You will name the property behind each rewrite, like 4 × </w:t>
@@ -1883,7 +1895,7 @@
                 <w:rFonts w:ascii="Avenir Next" w:hAnsi="Avenir Next" w:cs="Avenir Next" w:eastAsia="Avenir Next"/>
                 <w:i/>
                 <w:color w:val="1A1A1A"/>
-                <w:sz w:val="20"/>
+                <w:sz w:val="22"/>
                 <w:szCs w:val="20"/>
               </w:rPr>
               <w:t xml:space="preserve">y</w:t>
@@ -1892,7 +1904,7 @@
               <w:rPr>
                 <w:rFonts w:ascii="Avenir Next" w:hAnsi="Avenir Next" w:cs="Avenir Next" w:eastAsia="Avenir Next"/>
                 <w:color w:val="1A1A1A"/>
-                <w:sz w:val="20"/>
+                <w:sz w:val="22"/>
                 <w:szCs w:val="20"/>
               </w:rPr>
               <w:t xml:space="preserve"> = </w:t>
@@ -1902,7 +1914,7 @@
                 <w:rFonts w:ascii="Avenir Next" w:hAnsi="Avenir Next" w:cs="Avenir Next" w:eastAsia="Avenir Next"/>
                 <w:i/>
                 <w:color w:val="1A1A1A"/>
-                <w:sz w:val="20"/>
+                <w:sz w:val="22"/>
                 <w:szCs w:val="20"/>
               </w:rPr>
               <w:t xml:space="preserve">y</w:t>
@@ -1911,7 +1923,7 @@
               <w:rPr>
                 <w:rFonts w:ascii="Avenir Next" w:hAnsi="Avenir Next" w:cs="Avenir Next" w:eastAsia="Avenir Next"/>
                 <w:color w:val="1A1A1A"/>
-                <w:sz w:val="20"/>
+                <w:sz w:val="22"/>
                 <w:szCs w:val="20"/>
               </w:rPr>
               <w:t xml:space="preserve"> × 4.</w:t>
@@ -1931,7 +1943,8 @@
           </w:tcPr>
           <w:p>
             <w:pPr>
-              <w:spacing w:before="0" w:after="0" w:line="252" w:lineRule="auto"/>
+              <w:pStyle w:val="Heading2"/>
+              <w:spacing w:before="0" w:after="0" w:line="246" w:lineRule="auto"/>
             </w:pPr>
             <w:r>
               <w:rPr>
@@ -1954,13 +1967,13 @@
           </w:tcPr>
           <w:p>
             <w:pPr>
-              <w:spacing w:before="0" w:after="0" w:line="264" w:lineRule="auto"/>
+              <w:spacing w:before="0" w:after="0" w:line="252" w:lineRule="auto"/>
             </w:pPr>
             <w:r>
               <w:rPr>
                 <w:rFonts w:ascii="Avenir Next" w:hAnsi="Avenir Next" w:cs="Avenir Next" w:eastAsia="Avenir Next"/>
                 <w:color w:val="1A1A1A"/>
-                <w:sz w:val="20"/>
+                <w:sz w:val="22"/>
                 <w:szCs w:val="20"/>
               </w:rPr>
               <w:t xml:space="preserve">Name a property, like 7 × 3 = 3 × 7 (Commutative).  </w:t>
@@ -1970,7 +1983,7 @@
                 <w:rFonts w:ascii="Avenir Next" w:hAnsi="Avenir Next" w:cs="Avenir Next" w:eastAsia="Avenir Next"/>
                 <w:b/>
                 <w:color w:val="1A1A1A"/>
-                <w:sz w:val="20"/>
+                <w:sz w:val="22"/>
                 <w:szCs w:val="20"/>
               </w:rPr>
               <w:t xml:space="preserve">You will use it in Practice Form A, problems 2 and 7.</w:t>
@@ -1981,6 +1994,7 @@
     </w:tbl>
     <w:p>
       <w:pPr>
+        <w:pStyle w:val="Heading2"/>
         <w:keepNext/>
         <w:pBdr>
           <w:bottom w:val="single" w:sz="8" w:space="3" w:color="003A70"/>
@@ -1988,7 +2002,7 @@
         <w:tabs>
           <w:tab w:val="right" w:pos="9504"/>
         </w:tabs>
-        <w:spacing w:before="50" w:after="36" w:line="240" w:lineRule="auto"/>
+        <w:spacing w:before="42" w:after="31" w:line="240" w:lineRule="auto"/>
       </w:pPr>
       <w:r>
         <w:rPr>
@@ -1996,7 +2010,7 @@
           <w:b/>
           <w:color w:val="003A70"/>
           <w:spacing w:val="14"/>
-          <w:sz w:val="19"/>
+          <w:sz w:val="22"/>
           <w:szCs w:val="19"/>
         </w:rPr>
         <w:t xml:space="preserve">STEPS TO FOLLOW</w:t>
@@ -2015,7 +2029,7 @@
           <w:rFonts w:ascii="Avenir Next" w:hAnsi="Avenir Next" w:cs="Avenir Next" w:eastAsia="Avenir Next"/>
           <w:i/>
           <w:color w:val="5A5F66"/>
-          <w:sz w:val="17"/>
+          <w:sz w:val="22"/>
           <w:szCs w:val="17"/>
         </w:rPr>
         <w:t xml:space="preserve">use these same steps on every problem</w:t>
@@ -2057,6 +2071,7 @@
           </w:tcPr>
           <w:p>
             <w:pPr>
+              <w:pStyle w:val="Heading1"/>
               <w:spacing w:before="0" w:after="0" w:line="240" w:lineRule="auto"/>
               <w:jc w:val="center"/>
             </w:pPr>
@@ -2079,13 +2094,13 @@
           </w:tcPr>
           <w:p>
             <w:pPr>
-              <w:spacing w:before="0" w:after="0" w:line="264" w:lineRule="auto"/>
+              <w:spacing w:before="0" w:after="0" w:line="252" w:lineRule="auto"/>
             </w:pPr>
             <w:r>
               <w:rPr>
                 <w:rFonts w:ascii="Avenir Next" w:hAnsi="Avenir Next" w:cs="Avenir Next" w:eastAsia="Avenir Next"/>
                 <w:color w:val="1A1A1A"/>
-                <w:sz w:val="21"/>
+                <w:sz w:val="22"/>
                 <w:szCs w:val="21"/>
               </w:rPr>
               <w:t xml:space="preserve">Did the numbers </w:t>
@@ -2095,7 +2110,7 @@
                 <w:rFonts w:ascii="Avenir Next" w:hAnsi="Avenir Next" w:cs="Avenir Next" w:eastAsia="Avenir Next"/>
                 <w:b/>
                 <w:color w:val="1A1A1A"/>
-                <w:sz w:val="21"/>
+                <w:sz w:val="22"/>
                 <w:szCs w:val="21"/>
               </w:rPr>
               <w:t xml:space="preserve">switch order</w:t>
@@ -2104,7 +2119,7 @@
               <w:rPr>
                 <w:rFonts w:ascii="Avenir Next" w:hAnsi="Avenir Next" w:cs="Avenir Next" w:eastAsia="Avenir Next"/>
                 <w:color w:val="1A1A1A"/>
-                <w:sz w:val="21"/>
+                <w:sz w:val="22"/>
                 <w:szCs w:val="21"/>
               </w:rPr>
               <w:t xml:space="preserve">? Then it is Commutative.</w:t>
@@ -2123,6 +2138,7 @@
           </w:tcPr>
           <w:p>
             <w:pPr>
+              <w:pStyle w:val="Heading1"/>
               <w:spacing w:before="0" w:after="0" w:line="240" w:lineRule="auto"/>
               <w:jc w:val="center"/>
             </w:pPr>
@@ -2145,13 +2161,13 @@
           </w:tcPr>
           <w:p>
             <w:pPr>
-              <w:spacing w:before="0" w:after="0" w:line="264" w:lineRule="auto"/>
+              <w:spacing w:before="0" w:after="0" w:line="252" w:lineRule="auto"/>
             </w:pPr>
             <w:r>
               <w:rPr>
                 <w:rFonts w:ascii="Avenir Next" w:hAnsi="Avenir Next" w:cs="Avenir Next" w:eastAsia="Avenir Next"/>
                 <w:color w:val="1A1A1A"/>
-                <w:sz w:val="21"/>
+                <w:sz w:val="22"/>
                 <w:szCs w:val="21"/>
               </w:rPr>
               <w:t xml:space="preserve">Did only the </w:t>
@@ -2161,7 +2177,7 @@
                 <w:rFonts w:ascii="Avenir Next" w:hAnsi="Avenir Next" w:cs="Avenir Next" w:eastAsia="Avenir Next"/>
                 <w:b/>
                 <w:color w:val="1A1A1A"/>
-                <w:sz w:val="21"/>
+                <w:sz w:val="22"/>
                 <w:szCs w:val="21"/>
               </w:rPr>
               <w:t xml:space="preserve">parentheses</w:t>
@@ -2170,7 +2186,7 @@
               <w:rPr>
                 <w:rFonts w:ascii="Avenir Next" w:hAnsi="Avenir Next" w:cs="Avenir Next" w:eastAsia="Avenir Next"/>
                 <w:color w:val="1A1A1A"/>
-                <w:sz w:val="21"/>
+                <w:sz w:val="22"/>
                 <w:szCs w:val="21"/>
               </w:rPr>
               <w:t xml:space="preserve"> move? Then it is Associative.</w:t>
@@ -2189,6 +2205,7 @@
           </w:tcPr>
           <w:p>
             <w:pPr>
+              <w:pStyle w:val="Heading1"/>
               <w:spacing w:before="0" w:after="0" w:line="240" w:lineRule="auto"/>
               <w:jc w:val="center"/>
             </w:pPr>
@@ -2211,13 +2228,13 @@
           </w:tcPr>
           <w:p>
             <w:pPr>
-              <w:spacing w:before="0" w:after="0" w:line="264" w:lineRule="auto"/>
+              <w:spacing w:before="0" w:after="0" w:line="252" w:lineRule="auto"/>
             </w:pPr>
             <w:r>
               <w:rPr>
                 <w:rFonts w:ascii="Avenir Next" w:hAnsi="Avenir Next" w:cs="Avenir Next" w:eastAsia="Avenir Next"/>
                 <w:color w:val="1A1A1A"/>
-                <w:sz w:val="21"/>
+                <w:sz w:val="22"/>
                 <w:szCs w:val="21"/>
               </w:rPr>
               <w:t xml:space="preserve">Plus 0 or times 1? </w:t>
@@ -2227,7 +2244,7 @@
                 <w:rFonts w:ascii="Avenir Next" w:hAnsi="Avenir Next" w:cs="Avenir Next" w:eastAsia="Avenir Next"/>
                 <w:b/>
                 <w:color w:val="1A1A1A"/>
-                <w:sz w:val="21"/>
+                <w:sz w:val="22"/>
                 <w:szCs w:val="21"/>
               </w:rPr>
               <w:t xml:space="preserve">Identity</w:t>
@@ -2236,7 +2253,7 @@
               <w:rPr>
                 <w:rFonts w:ascii="Avenir Next" w:hAnsi="Avenir Next" w:cs="Avenir Next" w:eastAsia="Avenir Next"/>
                 <w:color w:val="1A1A1A"/>
-                <w:sz w:val="21"/>
+                <w:sz w:val="22"/>
                 <w:szCs w:val="21"/>
               </w:rPr>
               <w:t xml:space="preserve">. Times a sum? </w:t>
@@ -2246,7 +2263,7 @@
                 <w:rFonts w:ascii="Avenir Next" w:hAnsi="Avenir Next" w:cs="Avenir Next" w:eastAsia="Avenir Next"/>
                 <w:b/>
                 <w:color w:val="1A1A1A"/>
-                <w:sz w:val="21"/>
+                <w:sz w:val="22"/>
                 <w:szCs w:val="21"/>
               </w:rPr>
               <w:t xml:space="preserve">Distributive</w:t>
@@ -2255,7 +2272,7 @@
               <w:rPr>
                 <w:rFonts w:ascii="Avenir Next" w:hAnsi="Avenir Next" w:cs="Avenir Next" w:eastAsia="Avenir Next"/>
                 <w:color w:val="1A1A1A"/>
-                <w:sz w:val="21"/>
+                <w:sz w:val="22"/>
                 <w:szCs w:val="21"/>
               </w:rPr>
               <w:t xml:space="preserve">.</w:t>
@@ -2266,6 +2283,7 @@
     </w:tbl>
     <w:p>
       <w:pPr>
+        <w:pStyle w:val="Heading2"/>
         <w:keepNext/>
         <w:pBdr>
           <w:bottom w:val="single" w:sz="8" w:space="3" w:color="003A70"/>
@@ -2273,7 +2291,7 @@
         <w:tabs>
           <w:tab w:val="right" w:pos="9504"/>
         </w:tabs>
-        <w:spacing w:before="50" w:after="36" w:line="240" w:lineRule="auto"/>
+        <w:spacing w:before="42" w:after="31" w:line="240" w:lineRule="auto"/>
       </w:pPr>
       <w:r>
         <w:rPr>
@@ -2281,7 +2299,7 @@
           <w:b/>
           <w:color w:val="003A70"/>
           <w:spacing w:val="14"/>
-          <w:sz w:val="19"/>
+          <w:sz w:val="22"/>
           <w:szCs w:val="19"/>
         </w:rPr>
         <w:t xml:space="preserve">WATCH ME</w:t>
@@ -2300,7 +2318,7 @@
           <w:rFonts w:ascii="Avenir Next" w:hAnsi="Avenir Next" w:cs="Avenir Next" w:eastAsia="Avenir Next"/>
           <w:i/>
           <w:color w:val="5A5F66"/>
-          <w:sz w:val="17"/>
+          <w:sz w:val="22"/>
           <w:szCs w:val="17"/>
         </w:rPr>
         <w:t xml:space="preserve">the steps in action</w:t>
@@ -2308,14 +2326,14 @@
     </w:p>
     <w:p>
       <w:pPr>
-        <w:spacing w:before="0" w:after="40" w:line="264" w:lineRule="auto"/>
+        <w:spacing w:before="0" w:after="34" w:line="252" w:lineRule="auto"/>
       </w:pPr>
       <w:r>
         <w:rPr>
           <w:rFonts w:ascii="Avenir Next" w:hAnsi="Avenir Next" w:cs="Avenir Next" w:eastAsia="Avenir Next"/>
           <w:b/>
           <w:color w:val="1A1A1A"/>
-          <w:sz w:val="21"/>
+          <w:sz w:val="22"/>
           <w:szCs w:val="21"/>
         </w:rPr>
         <w:t xml:space="preserve">Name the property: 46 × 1 = 46.</w:t>
@@ -2326,7 +2344,7 @@
         <w:tabs>
           <w:tab w:val="left" w:pos="950"/>
         </w:tabs>
-        <w:spacing w:before="0" w:after="24" w:line="256" w:lineRule="auto"/>
+        <w:spacing w:before="0" w:after="20" w:line="248" w:lineRule="auto"/>
         <w:ind w:left="950" w:hanging="950"/>
       </w:pPr>
       <w:r>
@@ -2334,25 +2352,25 @@
           <w:rFonts w:ascii="Avenir Next" w:hAnsi="Avenir Next" w:cs="Avenir Next" w:eastAsia="Avenir Next"/>
           <w:b/>
           <w:color w:val="003A70"/>
+          <w:sz w:val="22"/>
+          <w:szCs w:val="19"/>
+        </w:rPr>
+        <w:t xml:space="preserve">Step 1</w:t>
+      </w:r>
+      <w:r>
+        <w:rPr>
+          <w:rFonts w:ascii="Avenir Next" w:hAnsi="Avenir Next" w:cs="Avenir Next" w:eastAsia="Avenir Next"/>
+          <w:color w:val="1A1A1A"/>
           <w:sz w:val="19"/>
           <w:szCs w:val="19"/>
         </w:rPr>
-        <w:t xml:space="preserve">Step 1</w:t>
-      </w:r>
-      <w:r>
-        <w:rPr>
-          <w:rFonts w:ascii="Avenir Next" w:hAnsi="Avenir Next" w:cs="Avenir Next" w:eastAsia="Avenir Next"/>
-          <w:color w:val="1A1A1A"/>
-          <w:sz w:val="19"/>
-          <w:szCs w:val="19"/>
-        </w:rPr>
         <w:tab/>
       </w:r>
       <w:r>
         <w:rPr>
           <w:rFonts w:ascii="Avenir Next" w:hAnsi="Avenir Next" w:cs="Avenir Next" w:eastAsia="Avenir Next"/>
           <w:color w:val="1A1A1A"/>
-          <w:sz w:val="21"/>
+          <w:sz w:val="22"/>
           <w:szCs w:val="21"/>
         </w:rPr>
         <w:t xml:space="preserve">The order did not switch.</w:t>
@@ -2363,7 +2381,7 @@
         <w:tabs>
           <w:tab w:val="left" w:pos="950"/>
         </w:tabs>
-        <w:spacing w:before="0" w:after="24" w:line="256" w:lineRule="auto"/>
+        <w:spacing w:before="0" w:after="20" w:line="248" w:lineRule="auto"/>
         <w:ind w:left="950" w:hanging="950"/>
       </w:pPr>
       <w:r>
@@ -2371,25 +2389,25 @@
           <w:rFonts w:ascii="Avenir Next" w:hAnsi="Avenir Next" w:cs="Avenir Next" w:eastAsia="Avenir Next"/>
           <w:b/>
           <w:color w:val="003A70"/>
+          <w:sz w:val="22"/>
+          <w:szCs w:val="19"/>
+        </w:rPr>
+        <w:t xml:space="preserve">Step 2</w:t>
+      </w:r>
+      <w:r>
+        <w:rPr>
+          <w:rFonts w:ascii="Avenir Next" w:hAnsi="Avenir Next" w:cs="Avenir Next" w:eastAsia="Avenir Next"/>
+          <w:color w:val="1A1A1A"/>
           <w:sz w:val="19"/>
           <w:szCs w:val="19"/>
         </w:rPr>
-        <w:t xml:space="preserve">Step 2</w:t>
-      </w:r>
-      <w:r>
-        <w:rPr>
-          <w:rFonts w:ascii="Avenir Next" w:hAnsi="Avenir Next" w:cs="Avenir Next" w:eastAsia="Avenir Next"/>
-          <w:color w:val="1A1A1A"/>
-          <w:sz w:val="19"/>
-          <w:szCs w:val="19"/>
-        </w:rPr>
         <w:tab/>
       </w:r>
       <w:r>
         <w:rPr>
           <w:rFonts w:ascii="Avenir Next" w:hAnsi="Avenir Next" w:cs="Avenir Next" w:eastAsia="Avenir Next"/>
           <w:color w:val="1A1A1A"/>
-          <w:sz w:val="21"/>
+          <w:sz w:val="22"/>
           <w:szCs w:val="21"/>
         </w:rPr>
         <w:t xml:space="preserve">No parentheses moved.</w:t>
@@ -2400,7 +2418,7 @@
         <w:tabs>
           <w:tab w:val="left" w:pos="950"/>
         </w:tabs>
-        <w:spacing w:before="0" w:after="24" w:line="256" w:lineRule="auto"/>
+        <w:spacing w:before="0" w:after="20" w:line="248" w:lineRule="auto"/>
         <w:ind w:left="950" w:hanging="950"/>
       </w:pPr>
       <w:r>
@@ -2408,25 +2426,25 @@
           <w:rFonts w:ascii="Avenir Next" w:hAnsi="Avenir Next" w:cs="Avenir Next" w:eastAsia="Avenir Next"/>
           <w:b/>
           <w:color w:val="003A70"/>
+          <w:sz w:val="22"/>
+          <w:szCs w:val="19"/>
+        </w:rPr>
+        <w:t xml:space="preserve">Step 3</w:t>
+      </w:r>
+      <w:r>
+        <w:rPr>
+          <w:rFonts w:ascii="Avenir Next" w:hAnsi="Avenir Next" w:cs="Avenir Next" w:eastAsia="Avenir Next"/>
+          <w:color w:val="1A1A1A"/>
           <w:sz w:val="19"/>
           <w:szCs w:val="19"/>
         </w:rPr>
-        <w:t xml:space="preserve">Step 3</w:t>
-      </w:r>
-      <w:r>
-        <w:rPr>
-          <w:rFonts w:ascii="Avenir Next" w:hAnsi="Avenir Next" w:cs="Avenir Next" w:eastAsia="Avenir Next"/>
-          <w:color w:val="1A1A1A"/>
-          <w:sz w:val="19"/>
-          <w:szCs w:val="19"/>
-        </w:rPr>
         <w:tab/>
       </w:r>
       <w:r>
         <w:rPr>
           <w:rFonts w:ascii="Avenir Next" w:hAnsi="Avenir Next" w:cs="Avenir Next" w:eastAsia="Avenir Next"/>
           <w:color w:val="1A1A1A"/>
-          <w:sz w:val="21"/>
+          <w:sz w:val="22"/>
           <w:szCs w:val="21"/>
         </w:rPr>
         <w:t xml:space="preserve">It is times 1, so it is Identity.</w:t>
@@ -2437,41 +2455,42 @@
         <w:tabs>
           <w:tab w:val="left" w:pos="950"/>
         </w:tabs>
-        <w:spacing w:before="20" w:after="0" w:line="256" w:lineRule="auto"/>
+        <w:spacing w:before="17" w:after="0" w:line="248" w:lineRule="auto"/>
         <w:ind w:left="950" w:hanging="950"/>
       </w:pPr>
       <w:r>
         <w:rPr>
           <w:rFonts w:ascii="Avenir Next" w:hAnsi="Avenir Next" w:cs="Avenir Next" w:eastAsia="Avenir Next"/>
           <w:b/>
+          <w:color w:val="1A1A1A"/>
+          <w:sz w:val="22"/>
+          <w:szCs w:val="21"/>
+        </w:rPr>
+        <w:t xml:space="preserve">Answer</w:t>
+      </w:r>
+      <w:r>
+        <w:rPr>
+          <w:rFonts w:ascii="Avenir Next" w:hAnsi="Avenir Next" w:cs="Avenir Next" w:eastAsia="Avenir Next"/>
           <w:color w:val="1A1A1A"/>
           <w:sz w:val="21"/>
           <w:szCs w:val="21"/>
         </w:rPr>
-        <w:t xml:space="preserve">Answer</w:t>
-      </w:r>
-      <w:r>
-        <w:rPr>
-          <w:rFonts w:ascii="Avenir Next" w:hAnsi="Avenir Next" w:cs="Avenir Next" w:eastAsia="Avenir Next"/>
-          <w:color w:val="1A1A1A"/>
-          <w:sz w:val="21"/>
+        <w:tab/>
+      </w:r>
+      <w:r>
+        <w:rPr>
+          <w:rFonts w:ascii="Avenir Next" w:hAnsi="Avenir Next" w:cs="Avenir Next" w:eastAsia="Avenir Next"/>
+          <w:b/>
+          <w:color w:val="1A1A1A"/>
+          <w:sz w:val="22"/>
           <w:szCs w:val="21"/>
         </w:rPr>
-        <w:tab/>
-      </w:r>
-      <w:r>
-        <w:rPr>
-          <w:rFonts w:ascii="Avenir Next" w:hAnsi="Avenir Next" w:cs="Avenir Next" w:eastAsia="Avenir Next"/>
-          <w:b/>
-          <w:color w:val="1A1A1A"/>
-          <w:sz w:val="21"/>
-          <w:szCs w:val="21"/>
-        </w:rPr>
         <w:t xml:space="preserve">Identity Property of Multiplication</w:t>
       </w:r>
     </w:p>
     <w:p>
       <w:pPr>
+        <w:pStyle w:val="Heading2"/>
         <w:keepNext/>
         <w:pBdr>
           <w:bottom w:val="single" w:sz="8" w:space="3" w:color="003A70"/>
@@ -2479,7 +2498,7 @@
         <w:tabs>
           <w:tab w:val="right" w:pos="9504"/>
         </w:tabs>
-        <w:spacing w:before="50" w:after="36" w:line="240" w:lineRule="auto"/>
+        <w:spacing w:before="42" w:after="31" w:line="240" w:lineRule="auto"/>
       </w:pPr>
       <w:r>
         <w:rPr>
@@ -2487,7 +2506,7 @@
           <w:b/>
           <w:color w:val="003A70"/>
           <w:spacing w:val="14"/>
-          <w:sz w:val="19"/>
+          <w:sz w:val="22"/>
           <w:szCs w:val="19"/>
         </w:rPr>
         <w:t xml:space="preserve">TRY IT WITH HELP</w:t>
@@ -2506,7 +2525,7 @@
           <w:rFonts w:ascii="Avenir Next" w:hAnsi="Avenir Next" w:cs="Avenir Next" w:eastAsia="Avenir Next"/>
           <w:i/>
           <w:color w:val="5A5F66"/>
-          <w:sz w:val="17"/>
+          <w:sz w:val="22"/>
           <w:szCs w:val="17"/>
         </w:rPr>
         <w:t xml:space="preserve">fill in each step</w:t>
@@ -2518,7 +2537,7 @@
         <w:tabs>
           <w:tab w:val="left" w:pos="432"/>
         </w:tabs>
-        <w:spacing w:before="90" w:after="40" w:line="268" w:lineRule="auto"/>
+        <w:spacing w:before="76" w:after="34" w:line="254" w:lineRule="auto"/>
         <w:ind w:left="432" w:hanging="432"/>
       </w:pPr>
       <w:r>
@@ -2556,7 +2575,7 @@
         <w:tabs>
           <w:tab w:val="left" w:pos="1300"/>
         </w:tabs>
-        <w:spacing w:before="0" w:after="24" w:line="272" w:lineRule="auto"/>
+        <w:spacing w:before="0" w:after="20" w:line="256" w:lineRule="auto"/>
         <w:ind w:left="1300" w:hanging="868"/>
       </w:pPr>
       <w:r>
@@ -2564,25 +2583,25 @@
           <w:rFonts w:ascii="Avenir Next" w:hAnsi="Avenir Next" w:cs="Avenir Next" w:eastAsia="Avenir Next"/>
           <w:b/>
           <w:color w:val="003A70"/>
+          <w:sz w:val="22"/>
+          <w:szCs w:val="18"/>
+        </w:rPr>
+        <w:t xml:space="preserve">Step 1</w:t>
+      </w:r>
+      <w:r>
+        <w:rPr>
+          <w:rFonts w:ascii="Avenir Next" w:hAnsi="Avenir Next" w:cs="Avenir Next" w:eastAsia="Avenir Next"/>
+          <w:color w:val="1A1A1A"/>
           <w:sz w:val="18"/>
           <w:szCs w:val="18"/>
         </w:rPr>
-        <w:t xml:space="preserve">Step 1</w:t>
-      </w:r>
-      <w:r>
-        <w:rPr>
-          <w:rFonts w:ascii="Avenir Next" w:hAnsi="Avenir Next" w:cs="Avenir Next" w:eastAsia="Avenir Next"/>
-          <w:color w:val="1A1A1A"/>
-          <w:sz w:val="18"/>
-          <w:szCs w:val="18"/>
-        </w:rPr>
         <w:tab/>
       </w:r>
       <w:r>
         <w:rPr>
           <w:rFonts w:ascii="Avenir Next" w:hAnsi="Avenir Next" w:cs="Avenir Next" w:eastAsia="Avenir Next"/>
           <w:color w:val="1A1A1A"/>
-          <w:sz w:val="21"/>
+          <w:sz w:val="22"/>
           <w:szCs w:val="21"/>
         </w:rPr>
         <w:t xml:space="preserve">Did the order switch? </w:t>
@@ -2604,7 +2623,7 @@
         <w:tabs>
           <w:tab w:val="left" w:pos="1300"/>
         </w:tabs>
-        <w:spacing w:before="0" w:after="24" w:line="272" w:lineRule="auto"/>
+        <w:spacing w:before="0" w:after="20" w:line="256" w:lineRule="auto"/>
         <w:ind w:left="1300" w:hanging="868"/>
       </w:pPr>
       <w:r>
@@ -2612,25 +2631,25 @@
           <w:rFonts w:ascii="Avenir Next" w:hAnsi="Avenir Next" w:cs="Avenir Next" w:eastAsia="Avenir Next"/>
           <w:b/>
           <w:color w:val="003A70"/>
+          <w:sz w:val="22"/>
+          <w:szCs w:val="18"/>
+        </w:rPr>
+        <w:t xml:space="preserve">Step 2</w:t>
+      </w:r>
+      <w:r>
+        <w:rPr>
+          <w:rFonts w:ascii="Avenir Next" w:hAnsi="Avenir Next" w:cs="Avenir Next" w:eastAsia="Avenir Next"/>
+          <w:color w:val="1A1A1A"/>
           <w:sz w:val="18"/>
           <w:szCs w:val="18"/>
         </w:rPr>
-        <w:t xml:space="preserve">Step 2</w:t>
-      </w:r>
-      <w:r>
-        <w:rPr>
-          <w:rFonts w:ascii="Avenir Next" w:hAnsi="Avenir Next" w:cs="Avenir Next" w:eastAsia="Avenir Next"/>
-          <w:color w:val="1A1A1A"/>
-          <w:sz w:val="18"/>
-          <w:szCs w:val="18"/>
-        </w:rPr>
         <w:tab/>
       </w:r>
       <w:r>
         <w:rPr>
           <w:rFonts w:ascii="Avenir Next" w:hAnsi="Avenir Next" w:cs="Avenir Next" w:eastAsia="Avenir Next"/>
           <w:color w:val="1A1A1A"/>
-          <w:sz w:val="21"/>
+          <w:sz w:val="22"/>
           <w:szCs w:val="21"/>
         </w:rPr>
         <w:t xml:space="preserve">Did only the parentheses move? </w:t>
@@ -2652,7 +2671,7 @@
         <w:tabs>
           <w:tab w:val="left" w:pos="1300"/>
         </w:tabs>
-        <w:spacing w:before="0" w:after="24" w:line="272" w:lineRule="auto"/>
+        <w:spacing w:before="0" w:after="20" w:line="256" w:lineRule="auto"/>
         <w:ind w:left="1300" w:hanging="868"/>
       </w:pPr>
       <w:r>
@@ -2660,25 +2679,25 @@
           <w:rFonts w:ascii="Avenir Next" w:hAnsi="Avenir Next" w:cs="Avenir Next" w:eastAsia="Avenir Next"/>
           <w:b/>
           <w:color w:val="003A70"/>
+          <w:sz w:val="22"/>
+          <w:szCs w:val="18"/>
+        </w:rPr>
+        <w:t xml:space="preserve">Step 3</w:t>
+      </w:r>
+      <w:r>
+        <w:rPr>
+          <w:rFonts w:ascii="Avenir Next" w:hAnsi="Avenir Next" w:cs="Avenir Next" w:eastAsia="Avenir Next"/>
+          <w:color w:val="1A1A1A"/>
           <w:sz w:val="18"/>
           <w:szCs w:val="18"/>
         </w:rPr>
-        <w:t xml:space="preserve">Step 3</w:t>
-      </w:r>
-      <w:r>
-        <w:rPr>
-          <w:rFonts w:ascii="Avenir Next" w:hAnsi="Avenir Next" w:cs="Avenir Next" w:eastAsia="Avenir Next"/>
-          <w:color w:val="1A1A1A"/>
-          <w:sz w:val="18"/>
-          <w:szCs w:val="18"/>
-        </w:rPr>
         <w:tab/>
       </w:r>
       <w:r>
         <w:rPr>
           <w:rFonts w:ascii="Avenir Next" w:hAnsi="Avenir Next" w:cs="Avenir Next" w:eastAsia="Avenir Next"/>
           <w:color w:val="1A1A1A"/>
-          <w:sz w:val="21"/>
+          <w:sz w:val="22"/>
           <w:szCs w:val="21"/>
         </w:rPr>
         <w:t xml:space="preserve">The property is </w:t>
@@ -2697,7 +2716,7 @@
         <w:rPr>
           <w:rFonts w:ascii="Avenir Next" w:hAnsi="Avenir Next" w:cs="Avenir Next" w:eastAsia="Avenir Next"/>
           <w:color w:val="1A1A1A"/>
-          <w:sz w:val="21"/>
+          <w:sz w:val="22"/>
           <w:szCs w:val="21"/>
         </w:rPr>
         <w:t xml:space="preserve">.</w:t>
@@ -2714,7 +2733,7 @@
         <w:tabs>
           <w:tab w:val="left" w:pos="432"/>
         </w:tabs>
-        <w:spacing w:before="90" w:after="40" w:line="268" w:lineRule="auto"/>
+        <w:spacing w:before="76" w:after="34" w:line="254" w:lineRule="auto"/>
         <w:ind w:left="432" w:hanging="432"/>
       </w:pPr>
       <w:r>
@@ -2752,7 +2771,7 @@
         <w:tabs>
           <w:tab w:val="left" w:pos="1300"/>
         </w:tabs>
-        <w:spacing w:before="0" w:after="24" w:line="272" w:lineRule="auto"/>
+        <w:spacing w:before="0" w:after="20" w:line="256" w:lineRule="auto"/>
         <w:ind w:left="1300" w:hanging="868"/>
       </w:pPr>
       <w:r>
@@ -2760,25 +2779,25 @@
           <w:rFonts w:ascii="Avenir Next" w:hAnsi="Avenir Next" w:cs="Avenir Next" w:eastAsia="Avenir Next"/>
           <w:b/>
           <w:color w:val="003A70"/>
+          <w:sz w:val="22"/>
+          <w:szCs w:val="18"/>
+        </w:rPr>
+        <w:t xml:space="preserve">Step 1</w:t>
+      </w:r>
+      <w:r>
+        <w:rPr>
+          <w:rFonts w:ascii="Avenir Next" w:hAnsi="Avenir Next" w:cs="Avenir Next" w:eastAsia="Avenir Next"/>
+          <w:color w:val="1A1A1A"/>
           <w:sz w:val="18"/>
           <w:szCs w:val="18"/>
         </w:rPr>
-        <w:t xml:space="preserve">Step 1</w:t>
-      </w:r>
-      <w:r>
-        <w:rPr>
-          <w:rFonts w:ascii="Avenir Next" w:hAnsi="Avenir Next" w:cs="Avenir Next" w:eastAsia="Avenir Next"/>
-          <w:color w:val="1A1A1A"/>
-          <w:sz w:val="18"/>
-          <w:szCs w:val="18"/>
-        </w:rPr>
         <w:tab/>
       </w:r>
       <w:r>
         <w:rPr>
           <w:rFonts w:ascii="Avenir Next" w:hAnsi="Avenir Next" w:cs="Avenir Next" w:eastAsia="Avenir Next"/>
           <w:color w:val="1A1A1A"/>
-          <w:sz w:val="21"/>
+          <w:sz w:val="22"/>
           <w:szCs w:val="21"/>
         </w:rPr>
         <w:t xml:space="preserve">Did the order switch? </w:t>
@@ -2800,7 +2819,7 @@
         <w:tabs>
           <w:tab w:val="left" w:pos="1300"/>
         </w:tabs>
-        <w:spacing w:before="0" w:after="24" w:line="272" w:lineRule="auto"/>
+        <w:spacing w:before="0" w:after="20" w:line="256" w:lineRule="auto"/>
         <w:ind w:left="1300" w:hanging="868"/>
       </w:pPr>
       <w:r>
@@ -2808,25 +2827,25 @@
           <w:rFonts w:ascii="Avenir Next" w:hAnsi="Avenir Next" w:cs="Avenir Next" w:eastAsia="Avenir Next"/>
           <w:b/>
           <w:color w:val="003A70"/>
+          <w:sz w:val="22"/>
+          <w:szCs w:val="18"/>
+        </w:rPr>
+        <w:t xml:space="preserve">Step 2</w:t>
+      </w:r>
+      <w:r>
+        <w:rPr>
+          <w:rFonts w:ascii="Avenir Next" w:hAnsi="Avenir Next" w:cs="Avenir Next" w:eastAsia="Avenir Next"/>
+          <w:color w:val="1A1A1A"/>
           <w:sz w:val="18"/>
           <w:szCs w:val="18"/>
         </w:rPr>
-        <w:t xml:space="preserve">Step 2</w:t>
-      </w:r>
-      <w:r>
-        <w:rPr>
-          <w:rFonts w:ascii="Avenir Next" w:hAnsi="Avenir Next" w:cs="Avenir Next" w:eastAsia="Avenir Next"/>
-          <w:color w:val="1A1A1A"/>
-          <w:sz w:val="18"/>
-          <w:szCs w:val="18"/>
-        </w:rPr>
         <w:tab/>
       </w:r>
       <w:r>
         <w:rPr>
           <w:rFonts w:ascii="Avenir Next" w:hAnsi="Avenir Next" w:cs="Avenir Next" w:eastAsia="Avenir Next"/>
           <w:color w:val="1A1A1A"/>
-          <w:sz w:val="21"/>
+          <w:sz w:val="22"/>
           <w:szCs w:val="21"/>
         </w:rPr>
         <w:t xml:space="preserve">Did only the parentheses move? </w:t>
@@ -2848,7 +2867,7 @@
         <w:tabs>
           <w:tab w:val="left" w:pos="1300"/>
         </w:tabs>
-        <w:spacing w:before="0" w:after="24" w:line="272" w:lineRule="auto"/>
+        <w:spacing w:before="0" w:after="20" w:line="256" w:lineRule="auto"/>
         <w:ind w:left="1300" w:hanging="868"/>
       </w:pPr>
       <w:r>
@@ -2856,25 +2875,25 @@
           <w:rFonts w:ascii="Avenir Next" w:hAnsi="Avenir Next" w:cs="Avenir Next" w:eastAsia="Avenir Next"/>
           <w:b/>
           <w:color w:val="003A70"/>
+          <w:sz w:val="22"/>
+          <w:szCs w:val="18"/>
+        </w:rPr>
+        <w:t xml:space="preserve">Step 3</w:t>
+      </w:r>
+      <w:r>
+        <w:rPr>
+          <w:rFonts w:ascii="Avenir Next" w:hAnsi="Avenir Next" w:cs="Avenir Next" w:eastAsia="Avenir Next"/>
+          <w:color w:val="1A1A1A"/>
           <w:sz w:val="18"/>
           <w:szCs w:val="18"/>
         </w:rPr>
-        <w:t xml:space="preserve">Step 3</w:t>
-      </w:r>
-      <w:r>
-        <w:rPr>
-          <w:rFonts w:ascii="Avenir Next" w:hAnsi="Avenir Next" w:cs="Avenir Next" w:eastAsia="Avenir Next"/>
-          <w:color w:val="1A1A1A"/>
-          <w:sz w:val="18"/>
-          <w:szCs w:val="18"/>
-        </w:rPr>
         <w:tab/>
       </w:r>
       <w:r>
         <w:rPr>
           <w:rFonts w:ascii="Avenir Next" w:hAnsi="Avenir Next" w:cs="Avenir Next" w:eastAsia="Avenir Next"/>
           <w:color w:val="1A1A1A"/>
-          <w:sz w:val="21"/>
+          <w:sz w:val="22"/>
           <w:szCs w:val="21"/>
         </w:rPr>
         <w:t xml:space="preserve">The property is </w:t>
@@ -2893,7 +2912,7 @@
         <w:rPr>
           <w:rFonts w:ascii="Avenir Next" w:hAnsi="Avenir Next" w:cs="Avenir Next" w:eastAsia="Avenir Next"/>
           <w:color w:val="1A1A1A"/>
-          <w:sz w:val="21"/>
+          <w:sz w:val="22"/>
           <w:szCs w:val="21"/>
         </w:rPr>
         <w:t xml:space="preserve">.</w:t>
@@ -2906,6 +2925,7 @@
     </w:p>
     <w:p>
       <w:pPr>
+        <w:pStyle w:val="Heading2"/>
         <w:keepNext/>
         <w:pBdr>
           <w:bottom w:val="single" w:sz="8" w:space="3" w:color="003A70"/>
@@ -2913,7 +2933,7 @@
         <w:tabs>
           <w:tab w:val="right" w:pos="9504"/>
         </w:tabs>
-        <w:spacing w:before="50" w:after="36" w:line="240" w:lineRule="auto"/>
+        <w:spacing w:before="42" w:after="31" w:line="240" w:lineRule="auto"/>
       </w:pPr>
       <w:r>
         <w:rPr>
@@ -2921,7 +2941,7 @@
           <w:b/>
           <w:color w:val="003A70"/>
           <w:spacing w:val="14"/>
-          <w:sz w:val="19"/>
+          <w:sz w:val="22"/>
           <w:szCs w:val="19"/>
         </w:rPr>
         <w:t xml:space="preserve">YOUR TURN</w:t>
@@ -2940,7 +2960,7 @@
           <w:rFonts w:ascii="Avenir Next" w:hAnsi="Avenir Next" w:cs="Avenir Next" w:eastAsia="Avenir Next"/>
           <w:i/>
           <w:color w:val="5A5F66"/>
-          <w:sz w:val="17"/>
+          <w:sz w:val="22"/>
           <w:szCs w:val="17"/>
         </w:rPr>
         <w:t xml:space="preserve">use the steps on your own</w:t>
@@ -2990,7 +3010,7 @@
               <w:tabs>
                 <w:tab w:val="left" w:pos="432"/>
               </w:tabs>
-              <w:spacing w:before="90" w:after="40" w:line="268" w:lineRule="auto"/>
+              <w:spacing w:before="76" w:after="34" w:line="254" w:lineRule="auto"/>
               <w:ind w:left="432" w:hanging="432"/>
             </w:pPr>
             <w:r>
@@ -3063,7 +3083,7 @@
                     <w:tabs>
                       <w:tab w:val="left" w:pos="340"/>
                     </w:tabs>
-                    <w:spacing w:before="0" w:after="0" w:line="276" w:lineRule="auto"/>
+                    <w:spacing w:before="0" w:after="0" w:line="258" w:lineRule="auto"/>
                     <w:ind w:left="340" w:hanging="340"/>
                   </w:pPr>
                   <w:r>
@@ -3111,7 +3131,7 @@
                       <w:szCs w:val="22"/>
                       <w:u w:val="single"/>
                     </w:rPr>
-                    <w:t xml:space="preserve">      </w:t>
+                    <w:t xml:space="preserve">          </w:t>
                   </w:r>
                 </w:p>
               </w:tc>
@@ -3125,7 +3145,7 @@
                     <w:tabs>
                       <w:tab w:val="left" w:pos="340"/>
                     </w:tabs>
-                    <w:spacing w:before="0" w:after="0" w:line="276" w:lineRule="auto"/>
+                    <w:spacing w:before="0" w:after="0" w:line="258" w:lineRule="auto"/>
                     <w:ind w:left="340" w:hanging="340"/>
                   </w:pPr>
                   <w:r>
@@ -3173,7 +3193,7 @@
                       <w:szCs w:val="22"/>
                       <w:u w:val="single"/>
                     </w:rPr>
-                    <w:t xml:space="preserve">      </w:t>
+                    <w:t xml:space="preserve">          </w:t>
                   </w:r>
                 </w:p>
               </w:tc>
@@ -3193,7 +3213,7 @@
                     <w:tabs>
                       <w:tab w:val="left" w:pos="340"/>
                     </w:tabs>
-                    <w:spacing w:before="0" w:after="0" w:line="276" w:lineRule="auto"/>
+                    <w:spacing w:before="0" w:after="0" w:line="258" w:lineRule="auto"/>
                     <w:ind w:left="340" w:hanging="340"/>
                   </w:pPr>
                   <w:r>
@@ -3241,7 +3261,7 @@
                       <w:szCs w:val="22"/>
                       <w:u w:val="single"/>
                     </w:rPr>
-                    <w:t xml:space="preserve">      </w:t>
+                    <w:t xml:space="preserve">          </w:t>
                   </w:r>
                 </w:p>
               </w:tc>
@@ -3255,7 +3275,7 @@
                     <w:tabs>
                       <w:tab w:val="left" w:pos="340"/>
                     </w:tabs>
-                    <w:spacing w:before="0" w:after="0" w:line="276" w:lineRule="auto"/>
+                    <w:spacing w:before="0" w:after="0" w:line="258" w:lineRule="auto"/>
                     <w:ind w:left="340" w:hanging="340"/>
                   </w:pPr>
                   <w:r>
@@ -3303,7 +3323,7 @@
                       <w:szCs w:val="22"/>
                       <w:u w:val="single"/>
                     </w:rPr>
-                    <w:t xml:space="preserve">      </w:t>
+                    <w:t xml:space="preserve">          </w:t>
                   </w:r>
                 </w:p>
               </w:tc>
@@ -3323,7 +3343,7 @@
                     <w:tabs>
                       <w:tab w:val="left" w:pos="340"/>
                     </w:tabs>
-                    <w:spacing w:before="0" w:after="0" w:line="276" w:lineRule="auto"/>
+                    <w:spacing w:before="0" w:after="0" w:line="258" w:lineRule="auto"/>
                     <w:ind w:left="340" w:hanging="340"/>
                   </w:pPr>
                   <w:r>
@@ -3371,7 +3391,7 @@
                       <w:szCs w:val="22"/>
                       <w:u w:val="single"/>
                     </w:rPr>
-                    <w:t xml:space="preserve">      </w:t>
+                    <w:t xml:space="preserve">          </w:t>
                   </w:r>
                 </w:p>
               </w:tc>
@@ -3385,7 +3405,7 @@
                     <w:tabs>
                       <w:tab w:val="left" w:pos="340"/>
                     </w:tabs>
-                    <w:spacing w:before="0" w:after="0" w:line="276" w:lineRule="auto"/>
+                    <w:spacing w:before="0" w:after="0" w:line="258" w:lineRule="auto"/>
                     <w:ind w:left="340" w:hanging="340"/>
                   </w:pPr>
                   <w:r>
@@ -3433,7 +3453,7 @@
                       <w:szCs w:val="22"/>
                       <w:u w:val="single"/>
                     </w:rPr>
-                    <w:t xml:space="preserve">      </w:t>
+                    <w:t xml:space="preserve">          </w:t>
                   </w:r>
                 </w:p>
               </w:tc>
@@ -3454,6 +3474,7 @@
     </w:p>
     <w:p>
       <w:pPr>
+        <w:pStyle w:val="Heading2"/>
         <w:keepNext/>
         <w:pBdr>
           <w:bottom w:val="single" w:sz="8" w:space="3" w:color="003A70"/>
@@ -3461,7 +3482,7 @@
         <w:tabs>
           <w:tab w:val="right" w:pos="9504"/>
         </w:tabs>
-        <w:spacing w:before="50" w:after="36" w:line="240" w:lineRule="auto"/>
+        <w:spacing w:before="42" w:after="31" w:line="240" w:lineRule="auto"/>
       </w:pPr>
       <w:r>
         <w:rPr>
@@ -3469,7 +3490,7 @@
           <w:b/>
           <w:color w:val="003A70"/>
           <w:spacing w:val="14"/>
-          <w:sz w:val="19"/>
+          <w:sz w:val="22"/>
           <w:szCs w:val="19"/>
         </w:rPr>
         <w:t xml:space="preserve">READY CHECK</w:t>
@@ -3488,7 +3509,7 @@
           <w:rFonts w:ascii="Avenir Next" w:hAnsi="Avenir Next" w:cs="Avenir Next" w:eastAsia="Avenir Next"/>
           <w:i/>
           <w:color w:val="5A5F66"/>
-          <w:sz w:val="17"/>
+          <w:sz w:val="22"/>
           <w:szCs w:val="17"/>
         </w:rPr>
         <w:t xml:space="preserve">a problem like the one in today’s lesson</w:t>
@@ -3538,7 +3559,7 @@
               <w:tabs>
                 <w:tab w:val="left" w:pos="432"/>
               </w:tabs>
-              <w:spacing w:before="90" w:after="40" w:line="268" w:lineRule="auto"/>
+              <w:spacing w:before="76" w:after="34" w:line="254" w:lineRule="auto"/>
               <w:ind w:left="432" w:hanging="432"/>
             </w:pPr>
             <w:r>
@@ -3650,7 +3671,7 @@
                     <w:tabs>
                       <w:tab w:val="left" w:pos="340"/>
                     </w:tabs>
-                    <w:spacing w:before="0" w:after="0" w:line="264" w:lineRule="auto"/>
+                    <w:spacing w:before="0" w:after="0" w:line="252" w:lineRule="auto"/>
                     <w:ind w:left="340" w:hanging="340"/>
                   </w:pPr>
                   <w:r>
@@ -3658,25 +3679,25 @@
                       <w:rFonts w:ascii="Avenir Next" w:hAnsi="Avenir Next" w:cs="Avenir Next" w:eastAsia="Avenir Next"/>
                       <w:b/>
                       <w:color w:val="003A70"/>
+                      <w:sz w:val="22"/>
+                      <w:szCs w:val="21"/>
+                    </w:rPr>
+                    <w:t xml:space="preserve">A</w:t>
+                  </w:r>
+                  <w:r>
+                    <w:rPr>
+                      <w:rFonts w:ascii="Avenir Next" w:hAnsi="Avenir Next" w:cs="Avenir Next" w:eastAsia="Avenir Next"/>
+                      <w:color w:val="1A1A1A"/>
                       <w:sz w:val="21"/>
                       <w:szCs w:val="21"/>
                     </w:rPr>
-                    <w:t xml:space="preserve">A</w:t>
-                  </w:r>
-                  <w:r>
-                    <w:rPr>
-                      <w:rFonts w:ascii="Avenir Next" w:hAnsi="Avenir Next" w:cs="Avenir Next" w:eastAsia="Avenir Next"/>
-                      <w:color w:val="1A1A1A"/>
-                      <w:sz w:val="21"/>
-                      <w:szCs w:val="21"/>
-                    </w:rPr>
                     <w:tab/>
                   </w:r>
                   <w:r>
                     <w:rPr>
                       <w:rFonts w:ascii="Avenir Next" w:hAnsi="Avenir Next" w:cs="Avenir Next" w:eastAsia="Avenir Next"/>
                       <w:color w:val="1A1A1A"/>
-                      <w:sz w:val="21"/>
+                      <w:sz w:val="22"/>
                       <w:szCs w:val="21"/>
                     </w:rPr>
                     <w:t xml:space="preserve">Commutative</w:t>
@@ -3693,7 +3714,7 @@
                     <w:tabs>
                       <w:tab w:val="left" w:pos="340"/>
                     </w:tabs>
-                    <w:spacing w:before="0" w:after="0" w:line="264" w:lineRule="auto"/>
+                    <w:spacing w:before="0" w:after="0" w:line="252" w:lineRule="auto"/>
                     <w:ind w:left="340" w:hanging="340"/>
                   </w:pPr>
                   <w:r>
@@ -3701,25 +3722,25 @@
                       <w:rFonts w:ascii="Avenir Next" w:hAnsi="Avenir Next" w:cs="Avenir Next" w:eastAsia="Avenir Next"/>
                       <w:b/>
                       <w:color w:val="003A70"/>
+                      <w:sz w:val="22"/>
+                      <w:szCs w:val="21"/>
+                    </w:rPr>
+                    <w:t xml:space="preserve">B</w:t>
+                  </w:r>
+                  <w:r>
+                    <w:rPr>
+                      <w:rFonts w:ascii="Avenir Next" w:hAnsi="Avenir Next" w:cs="Avenir Next" w:eastAsia="Avenir Next"/>
+                      <w:color w:val="1A1A1A"/>
                       <w:sz w:val="21"/>
                       <w:szCs w:val="21"/>
                     </w:rPr>
-                    <w:t xml:space="preserve">B</w:t>
-                  </w:r>
-                  <w:r>
-                    <w:rPr>
-                      <w:rFonts w:ascii="Avenir Next" w:hAnsi="Avenir Next" w:cs="Avenir Next" w:eastAsia="Avenir Next"/>
-                      <w:color w:val="1A1A1A"/>
-                      <w:sz w:val="21"/>
-                      <w:szCs w:val="21"/>
-                    </w:rPr>
                     <w:tab/>
                   </w:r>
                   <w:r>
                     <w:rPr>
                       <w:rFonts w:ascii="Avenir Next" w:hAnsi="Avenir Next" w:cs="Avenir Next" w:eastAsia="Avenir Next"/>
                       <w:color w:val="1A1A1A"/>
-                      <w:sz w:val="21"/>
+                      <w:sz w:val="22"/>
                       <w:szCs w:val="21"/>
                     </w:rPr>
                     <w:t xml:space="preserve">Associative</w:t>
@@ -3736,7 +3757,7 @@
                     <w:tabs>
                       <w:tab w:val="left" w:pos="340"/>
                     </w:tabs>
-                    <w:spacing w:before="0" w:after="0" w:line="264" w:lineRule="auto"/>
+                    <w:spacing w:before="0" w:after="0" w:line="252" w:lineRule="auto"/>
                     <w:ind w:left="340" w:hanging="340"/>
                   </w:pPr>
                   <w:r>
@@ -3744,25 +3765,25 @@
                       <w:rFonts w:ascii="Avenir Next" w:hAnsi="Avenir Next" w:cs="Avenir Next" w:eastAsia="Avenir Next"/>
                       <w:b/>
                       <w:color w:val="003A70"/>
+                      <w:sz w:val="22"/>
+                      <w:szCs w:val="21"/>
+                    </w:rPr>
+                    <w:t xml:space="preserve">C</w:t>
+                  </w:r>
+                  <w:r>
+                    <w:rPr>
+                      <w:rFonts w:ascii="Avenir Next" w:hAnsi="Avenir Next" w:cs="Avenir Next" w:eastAsia="Avenir Next"/>
+                      <w:color w:val="1A1A1A"/>
                       <w:sz w:val="21"/>
                       <w:szCs w:val="21"/>
                     </w:rPr>
-                    <w:t xml:space="preserve">C</w:t>
-                  </w:r>
-                  <w:r>
-                    <w:rPr>
-                      <w:rFonts w:ascii="Avenir Next" w:hAnsi="Avenir Next" w:cs="Avenir Next" w:eastAsia="Avenir Next"/>
-                      <w:color w:val="1A1A1A"/>
-                      <w:sz w:val="21"/>
-                      <w:szCs w:val="21"/>
-                    </w:rPr>
                     <w:tab/>
                   </w:r>
                   <w:r>
                     <w:rPr>
                       <w:rFonts w:ascii="Avenir Next" w:hAnsi="Avenir Next" w:cs="Avenir Next" w:eastAsia="Avenir Next"/>
                       <w:color w:val="1A1A1A"/>
-                      <w:sz w:val="21"/>
+                      <w:sz w:val="22"/>
                       <w:szCs w:val="21"/>
                     </w:rPr>
                     <w:t xml:space="preserve">Identity</w:t>
@@ -3779,7 +3800,7 @@
                     <w:tabs>
                       <w:tab w:val="left" w:pos="340"/>
                     </w:tabs>
-                    <w:spacing w:before="0" w:after="0" w:line="264" w:lineRule="auto"/>
+                    <w:spacing w:before="0" w:after="0" w:line="252" w:lineRule="auto"/>
                     <w:ind w:left="340" w:hanging="340"/>
                   </w:pPr>
                   <w:r>
@@ -3787,25 +3808,25 @@
                       <w:rFonts w:ascii="Avenir Next" w:hAnsi="Avenir Next" w:cs="Avenir Next" w:eastAsia="Avenir Next"/>
                       <w:b/>
                       <w:color w:val="003A70"/>
+                      <w:sz w:val="22"/>
+                      <w:szCs w:val="21"/>
+                    </w:rPr>
+                    <w:t xml:space="preserve">D</w:t>
+                  </w:r>
+                  <w:r>
+                    <w:rPr>
+                      <w:rFonts w:ascii="Avenir Next" w:hAnsi="Avenir Next" w:cs="Avenir Next" w:eastAsia="Avenir Next"/>
+                      <w:color w:val="1A1A1A"/>
                       <w:sz w:val="21"/>
                       <w:szCs w:val="21"/>
                     </w:rPr>
-                    <w:t xml:space="preserve">D</w:t>
-                  </w:r>
-                  <w:r>
-                    <w:rPr>
-                      <w:rFonts w:ascii="Avenir Next" w:hAnsi="Avenir Next" w:cs="Avenir Next" w:eastAsia="Avenir Next"/>
-                      <w:color w:val="1A1A1A"/>
-                      <w:sz w:val="21"/>
-                      <w:szCs w:val="21"/>
-                    </w:rPr>
                     <w:tab/>
                   </w:r>
                   <w:r>
                     <w:rPr>
                       <w:rFonts w:ascii="Avenir Next" w:hAnsi="Avenir Next" w:cs="Avenir Next" w:eastAsia="Avenir Next"/>
                       <w:color w:val="1A1A1A"/>
-                      <w:sz w:val="21"/>
+                      <w:sz w:val="22"/>
                       <w:szCs w:val="21"/>
                     </w:rPr>
                     <w:t xml:space="preserve">Distributive</w:t>
@@ -3854,19 +3875,42 @@
         <w:tblLook w:val="0000" w:firstRow="0" w:lastRow="0" w:firstColumn="0" w:lastColumn="0" w:noHBand="1" w:noVBand="1"/>
       </w:tblPr>
       <w:tblGrid>
-        <w:gridCol w:w="2000"/>
-        <w:gridCol w:w="2300"/>
-        <w:gridCol w:w="2100"/>
-        <w:gridCol w:w="3104"/>
+        <w:gridCol w:w="1750"/>
+        <w:gridCol w:w="2500"/>
+        <w:gridCol w:w="2200"/>
+        <w:gridCol w:w="3054"/>
       </w:tblGrid>
       <w:tr>
         <w:trPr>
           <w:cantSplit/>
-          <w:trHeight w:val="320" w:hRule="atLeast"/>
+          <w:trHeight w:val="300" w:hRule="atLeast"/>
         </w:trPr>
         <w:tc>
           <w:tcPr>
-            <w:tcW w:w="2000" w:type="dxa"/>
+            <w:tcW w:w="1750" w:type="dxa"/>
+            <w:vAlign w:val="center"/>
+          </w:tcPr>
+          <w:p>
+            <w:pPr>
+              <w:pStyle w:val="Heading2"/>
+              <w:spacing w:before="0" w:after="0" w:line="240" w:lineRule="auto"/>
+            </w:pPr>
+            <w:r>
+              <w:rPr>
+                <w:rFonts w:ascii="Avenir Next" w:hAnsi="Avenir Next" w:cs="Avenir Next" w:eastAsia="Avenir Next"/>
+                <w:b/>
+                <w:color w:val="003A70"/>
+                <w:spacing w:val="12"/>
+                <w:sz w:val="15"/>
+                <w:szCs w:val="15"/>
+              </w:rPr>
+              <w:t xml:space="preserve">CHECK YOURSELF</w:t>
+            </w:r>
+          </w:p>
+        </w:tc>
+        <w:tc>
+          <w:tcPr>
+            <w:tcW w:w="2500" w:type="dxa"/>
             <w:vAlign w:val="center"/>
           </w:tcPr>
           <w:p>
@@ -3875,20 +3919,27 @@
             </w:pPr>
             <w:r>
               <w:rPr>
-                <w:rFonts w:ascii="Avenir Next" w:hAnsi="Avenir Next" w:cs="Avenir Next" w:eastAsia="Avenir Next"/>
-                <w:b/>
-                <w:color w:val="003A70"/>
-                <w:spacing w:val="12"/>
-                <w:sz w:val="15"/>
-                <w:szCs w:val="15"/>
-              </w:rPr>
-              <w:t xml:space="preserve">CHECK YOURSELF</w:t>
+                <w:rFonts w:ascii="Arial" w:hAnsi="Arial" w:cs="Arial" w:eastAsia="Arial"/>
+                <w:color w:val="1A1A1A"/>
+                <w:sz w:val="20"/>
+                <w:szCs w:val="20"/>
+              </w:rPr>
+              <w:t xml:space="preserve">□</w:t>
+            </w:r>
+            <w:r>
+              <w:rPr>
+                <w:rFonts w:ascii="Avenir Next" w:hAnsi="Avenir Next" w:cs="Avenir Next" w:eastAsia="Avenir Next"/>
+                <w:color w:val="1A1A1A"/>
+                <w:sz w:val="17"/>
+                <w:szCs w:val="17"/>
+              </w:rPr>
+              <w:t xml:space="preserve">  I can do this on my own</w:t>
             </w:r>
           </w:p>
         </w:tc>
         <w:tc>
           <w:tcPr>
-            <w:tcW w:w="2300" w:type="dxa"/>
+            <w:tcW w:w="2200" w:type="dxa"/>
             <w:vAlign w:val="center"/>
           </w:tcPr>
           <w:p>
@@ -3899,8 +3950,8 @@
               <w:rPr>
                 <w:rFonts w:ascii="Arial" w:hAnsi="Arial" w:cs="Arial" w:eastAsia="Arial"/>
                 <w:color w:val="1A1A1A"/>
-                <w:sz w:val="24"/>
-                <w:szCs w:val="24"/>
+                <w:sz w:val="20"/>
+                <w:szCs w:val="20"/>
               </w:rPr>
               <w:t xml:space="preserve">□</w:t>
             </w:r>
@@ -3911,13 +3962,13 @@
                 <w:sz w:val="17"/>
                 <w:szCs w:val="17"/>
               </w:rPr>
-              <w:t xml:space="preserve">  I can do this on my own</w:t>
+              <w:t xml:space="preserve">  I need a little help</w:t>
             </w:r>
           </w:p>
         </w:tc>
         <w:tc>
           <w:tcPr>
-            <w:tcW w:w="2100" w:type="dxa"/>
+            <w:tcW w:w="3054" w:type="dxa"/>
             <w:vAlign w:val="center"/>
           </w:tcPr>
           <w:p>
@@ -3928,37 +3979,8 @@
               <w:rPr>
                 <w:rFonts w:ascii="Arial" w:hAnsi="Arial" w:cs="Arial" w:eastAsia="Arial"/>
                 <w:color w:val="1A1A1A"/>
-                <w:sz w:val="24"/>
-                <w:szCs w:val="24"/>
-              </w:rPr>
-              <w:t xml:space="preserve">□</w:t>
-            </w:r>
-            <w:r>
-              <w:rPr>
-                <w:rFonts w:ascii="Avenir Next" w:hAnsi="Avenir Next" w:cs="Avenir Next" w:eastAsia="Avenir Next"/>
-                <w:color w:val="1A1A1A"/>
-                <w:sz w:val="17"/>
-                <w:szCs w:val="17"/>
-              </w:rPr>
-              <w:t xml:space="preserve">  I need a little help</w:t>
-            </w:r>
-          </w:p>
-        </w:tc>
-        <w:tc>
-          <w:tcPr>
-            <w:tcW w:w="3104" w:type="dxa"/>
-            <w:vAlign w:val="center"/>
-          </w:tcPr>
-          <w:p>
-            <w:pPr>
-              <w:spacing w:before="0" w:after="0" w:line="240" w:lineRule="auto"/>
-            </w:pPr>
-            <w:r>
-              <w:rPr>
-                <w:rFonts w:ascii="Arial" w:hAnsi="Arial" w:cs="Arial" w:eastAsia="Arial"/>
-                <w:color w:val="1A1A1A"/>
-                <w:sz w:val="24"/>
-                <w:szCs w:val="24"/>
+                <w:sz w:val="20"/>
+                <w:szCs w:val="20"/>
               </w:rPr>
               <w:t xml:space="preserve">□</w:t>
             </w:r>
@@ -3993,7 +4015,7 @@
     <w:sectPr>
       <w:footerReference w:type="default" r:id="rIdFooter1"/>
       <w:pgSz w:w="12240" w:h="15840"/>
-      <w:pgMar w:top="893" w:right="1224" w:bottom="835" w:left="1512" w:header="432" w:footer="432" w:gutter="0"/>
+      <w:pgMar w:top="780" w:right="1224" w:bottom="760" w:left="1512" w:header="432" w:footer="432" w:gutter="0"/>
       <w:cols w:space="720"/>
     </w:sectPr>
   </w:body>
@@ -4073,7 +4095,106 @@
               <w:sz w:val="15"/>
               <w:szCs w:val="15"/>
             </w:rPr>
-            <w:t xml:space="preserve">Lesson 6-8  ·  Session 1  ·  Prerequisite Practice A</w:t>
+            <w:t xml:space="preserve">6-8 · Page </w:t>
+          </w:r>
+          <w:r>
+            <w:rPr>
+              <w:rFonts w:ascii="Avenir Next" w:hAnsi="Avenir Next" w:cs="Avenir Next" w:eastAsia="Avenir Next"/>
+              <w:color w:val="5A5F66"/>
+              <w:sz w:val="15"/>
+              <w:szCs w:val="15"/>
+            </w:rPr>
+            <w:fldChar w:fldCharType="begin"/>
+          </w:r>
+          <w:r>
+            <w:rPr>
+              <w:rFonts w:ascii="Avenir Next" w:hAnsi="Avenir Next" w:cs="Avenir Next" w:eastAsia="Avenir Next"/>
+              <w:color w:val="5A5F66"/>
+              <w:sz w:val="15"/>
+              <w:szCs w:val="15"/>
+            </w:rPr>
+            <w:instrText xml:space="preserve"> PAGE </w:instrText>
+          </w:r>
+          <w:r>
+            <w:rPr>
+              <w:rFonts w:ascii="Avenir Next" w:hAnsi="Avenir Next" w:cs="Avenir Next" w:eastAsia="Avenir Next"/>
+              <w:color w:val="5A5F66"/>
+              <w:sz w:val="15"/>
+              <w:szCs w:val="15"/>
+            </w:rPr>
+            <w:fldChar w:fldCharType="separate"/>
+          </w:r>
+          <w:r>
+            <w:rPr>
+              <w:rFonts w:ascii="Avenir Next" w:hAnsi="Avenir Next" w:cs="Avenir Next" w:eastAsia="Avenir Next"/>
+              <w:color w:val="5A5F66"/>
+              <w:sz w:val="15"/>
+              <w:szCs w:val="15"/>
+            </w:rPr>
+            <w:t xml:space="preserve">1</w:t>
+          </w:r>
+          <w:r>
+            <w:rPr>
+              <w:rFonts w:ascii="Avenir Next" w:hAnsi="Avenir Next" w:cs="Avenir Next" w:eastAsia="Avenir Next"/>
+              <w:color w:val="5A5F66"/>
+              <w:sz w:val="15"/>
+              <w:szCs w:val="15"/>
+            </w:rPr>
+            <w:fldChar w:fldCharType="end"/>
+          </w:r>
+          <w:r>
+            <w:rPr>
+              <w:rFonts w:ascii="Avenir Next" w:hAnsi="Avenir Next" w:cs="Avenir Next" w:eastAsia="Avenir Next"/>
+              <w:color w:val="5A5F66"/>
+              <w:sz w:val="15"/>
+              <w:szCs w:val="15"/>
+            </w:rPr>
+            <w:t xml:space="preserve"> of </w:t>
+          </w:r>
+          <w:r>
+            <w:rPr>
+              <w:rFonts w:ascii="Avenir Next" w:hAnsi="Avenir Next" w:cs="Avenir Next" w:eastAsia="Avenir Next"/>
+              <w:color w:val="5A5F66"/>
+              <w:sz w:val="15"/>
+              <w:szCs w:val="15"/>
+            </w:rPr>
+            <w:fldChar w:fldCharType="begin"/>
+          </w:r>
+          <w:r>
+            <w:rPr>
+              <w:rFonts w:ascii="Avenir Next" w:hAnsi="Avenir Next" w:cs="Avenir Next" w:eastAsia="Avenir Next"/>
+              <w:color w:val="5A5F66"/>
+              <w:sz w:val="15"/>
+              <w:szCs w:val="15"/>
+            </w:rPr>
+            <w:instrText xml:space="preserve"> NUMPAGES </w:instrText>
+          </w:r>
+          <w:r>
+            <w:rPr>
+              <w:rFonts w:ascii="Avenir Next" w:hAnsi="Avenir Next" w:cs="Avenir Next" w:eastAsia="Avenir Next"/>
+              <w:color w:val="5A5F66"/>
+              <w:sz w:val="15"/>
+              <w:szCs w:val="15"/>
+            </w:rPr>
+            <w:fldChar w:fldCharType="separate"/>
+          </w:r>
+          <w:r>
+            <w:rPr>
+              <w:rFonts w:ascii="Avenir Next" w:hAnsi="Avenir Next" w:cs="Avenir Next" w:eastAsia="Avenir Next"/>
+              <w:color w:val="5A5F66"/>
+              <w:sz w:val="15"/>
+              <w:szCs w:val="15"/>
+            </w:rPr>
+            <w:t xml:space="preserve">1</w:t>
+          </w:r>
+          <w:r>
+            <w:rPr>
+              <w:rFonts w:ascii="Avenir Next" w:hAnsi="Avenir Next" w:cs="Avenir Next" w:eastAsia="Avenir Next"/>
+              <w:color w:val="5A5F66"/>
+              <w:sz w:val="15"/>
+              <w:szCs w:val="15"/>
+            </w:rPr>
+            <w:fldChar w:fldCharType="end"/>
           </w:r>
         </w:p>
       </w:tc>
@@ -4116,5 +4237,23 @@
       </w:tblCellMar>
     </w:tblPr>
   </w:style>
+  <w:style w:type="paragraph" w:styleId="Heading1">
+    <w:name w:val="heading 1"/>
+    <w:basedOn w:val="Normal"/>
+    <w:pPr>
+      <w:outlineLvl w:val="0"/>
+      <w:keepNext w:val="0"/>
+      <w:keepLines w:val="0"/>
+    </w:pPr>
+  </w:style>
+  <w:style w:type="paragraph" w:styleId="Heading2">
+    <w:name w:val="heading 2"/>
+    <w:basedOn w:val="Normal"/>
+    <w:pPr>
+      <w:outlineLvl w:val="1"/>
+      <w:keepNext w:val="0"/>
+      <w:keepLines w:val="0"/>
+    </w:pPr>
+  </w:style>
 </w:styles>
 </file>